--- a/LW4/report/ЛР4.docx
+++ b/LW4/report/ЛР4.docx
@@ -141,25 +141,7 @@
           <w:sz w:val="28"/>
           <w:szCs w:val="28"/>
         </w:rPr>
-        <w:t xml:space="preserve">з курсу </w:t>
-      </w:r>
-      <w:proofErr w:type="spellStart"/>
-      <w:r>
-        <w:rPr>
-          <w:rFonts w:ascii="Times New Roman" w:hAnsi="Times New Roman" w:cs="Times New Roman"/>
-          <w:sz w:val="28"/>
-          <w:szCs w:val="28"/>
-        </w:rPr>
-        <w:t>Web</w:t>
-      </w:r>
-      <w:proofErr w:type="spellEnd"/>
-      <w:r>
-        <w:rPr>
-          <w:rFonts w:ascii="Times New Roman" w:hAnsi="Times New Roman" w:cs="Times New Roman"/>
-          <w:sz w:val="28"/>
-          <w:szCs w:val="28"/>
-        </w:rPr>
-        <w:t>-дизайн (HTML/CSS)</w:t>
+        <w:t>з курсу Web-дизайн (HTML/CSS)</w:t>
       </w:r>
     </w:p>
     <w:p>
@@ -568,23 +550,13 @@
           <w:szCs w:val="28"/>
         </w:rPr>
       </w:pPr>
-      <w:proofErr w:type="spellStart"/>
-      <w:r>
-        <w:rPr>
-          <w:rFonts w:ascii="Times New Roman" w:hAnsi="Times New Roman" w:cs="Times New Roman"/>
-          <w:sz w:val="28"/>
-          <w:szCs w:val="28"/>
-        </w:rPr>
-        <w:t>к.т.н</w:t>
-      </w:r>
-      <w:proofErr w:type="spellEnd"/>
-      <w:r>
-        <w:rPr>
-          <w:rFonts w:ascii="Times New Roman" w:hAnsi="Times New Roman" w:cs="Times New Roman"/>
-          <w:sz w:val="28"/>
-          <w:szCs w:val="28"/>
-        </w:rPr>
-        <w:t>. Ізмайлов А. В.</w:t>
+      <w:r>
+        <w:rPr>
+          <w:rFonts w:ascii="Times New Roman" w:hAnsi="Times New Roman" w:cs="Times New Roman"/>
+          <w:sz w:val="28"/>
+          <w:szCs w:val="28"/>
+        </w:rPr>
+        <w:t>к.т.н. Ізмайлов А. В.</w:t>
       </w:r>
     </w:p>
     <w:p>
@@ -910,61 +882,7 @@
           <w:sz w:val="28"/>
           <w:szCs w:val="28"/>
         </w:rPr>
-        <w:t>сторінок, які створено у форматі HTML (</w:t>
-      </w:r>
-      <w:proofErr w:type="spellStart"/>
-      <w:r>
-        <w:rPr>
-          <w:rFonts w:ascii="Times New Roman" w:hAnsi="Times New Roman" w:cs="Times New Roman"/>
-          <w:sz w:val="28"/>
-          <w:szCs w:val="28"/>
-        </w:rPr>
-        <w:t>HyperТext</w:t>
-      </w:r>
-      <w:proofErr w:type="spellEnd"/>
-      <w:r>
-        <w:rPr>
-          <w:rFonts w:ascii="Times New Roman" w:hAnsi="Times New Roman" w:cs="Times New Roman"/>
-          <w:sz w:val="28"/>
-          <w:szCs w:val="28"/>
-        </w:rPr>
-        <w:t xml:space="preserve"> </w:t>
-      </w:r>
-      <w:proofErr w:type="spellStart"/>
-      <w:r>
-        <w:rPr>
-          <w:rFonts w:ascii="Times New Roman" w:hAnsi="Times New Roman" w:cs="Times New Roman"/>
-          <w:sz w:val="28"/>
-          <w:szCs w:val="28"/>
-        </w:rPr>
-        <w:t>Markup</w:t>
-      </w:r>
-      <w:proofErr w:type="spellEnd"/>
-      <w:r>
-        <w:rPr>
-          <w:rFonts w:ascii="Times New Roman" w:hAnsi="Times New Roman" w:cs="Times New Roman"/>
-          <w:sz w:val="28"/>
-          <w:szCs w:val="28"/>
-        </w:rPr>
-        <w:t xml:space="preserve"> </w:t>
-      </w:r>
-      <w:proofErr w:type="spellStart"/>
-      <w:r>
-        <w:rPr>
-          <w:rFonts w:ascii="Times New Roman" w:hAnsi="Times New Roman" w:cs="Times New Roman"/>
-          <w:sz w:val="28"/>
-          <w:szCs w:val="28"/>
-        </w:rPr>
-        <w:t>Language</w:t>
-      </w:r>
-      <w:proofErr w:type="spellEnd"/>
-      <w:r>
-        <w:rPr>
-          <w:rFonts w:ascii="Times New Roman" w:hAnsi="Times New Roman" w:cs="Times New Roman"/>
-          <w:sz w:val="28"/>
-          <w:szCs w:val="28"/>
-        </w:rPr>
-        <w:t>, «мова</w:t>
+        <w:t>сторінок, які створено у форматі HTML (HyperТext Markup Language, «мова</w:t>
       </w:r>
       <w:r>
         <w:rPr>
@@ -1036,25 +954,7 @@
           <w:sz w:val="28"/>
           <w:szCs w:val="28"/>
         </w:rPr>
-        <w:t>використовує спеціальні оператори – теги (</w:t>
-      </w:r>
-      <w:proofErr w:type="spellStart"/>
-      <w:r>
-        <w:rPr>
-          <w:rFonts w:ascii="Times New Roman" w:hAnsi="Times New Roman" w:cs="Times New Roman"/>
-          <w:sz w:val="28"/>
-          <w:szCs w:val="28"/>
-        </w:rPr>
-        <w:t>tag</w:t>
-      </w:r>
-      <w:proofErr w:type="spellEnd"/>
-      <w:r>
-        <w:rPr>
-          <w:rFonts w:ascii="Times New Roman" w:hAnsi="Times New Roman" w:cs="Times New Roman"/>
-          <w:sz w:val="28"/>
-          <w:szCs w:val="28"/>
-        </w:rPr>
-        <w:t>) чи інша назва дескриптори</w:t>
+        <w:t>використовує спеціальні оператори – теги (tag) чи інша назва дескриптори</w:t>
       </w:r>
       <w:r>
         <w:rPr>
@@ -1071,25 +971,7 @@
           <w:sz w:val="28"/>
           <w:szCs w:val="28"/>
         </w:rPr>
-        <w:t>(</w:t>
-      </w:r>
-      <w:proofErr w:type="spellStart"/>
-      <w:r>
-        <w:rPr>
-          <w:rFonts w:ascii="Times New Roman" w:hAnsi="Times New Roman" w:cs="Times New Roman"/>
-          <w:sz w:val="28"/>
-          <w:szCs w:val="28"/>
-        </w:rPr>
-        <w:t>descriptor</w:t>
-      </w:r>
-      <w:proofErr w:type="spellEnd"/>
-      <w:r>
-        <w:rPr>
-          <w:rFonts w:ascii="Times New Roman" w:hAnsi="Times New Roman" w:cs="Times New Roman"/>
-          <w:sz w:val="28"/>
-          <w:szCs w:val="28"/>
-        </w:rPr>
-        <w:t>) для розмітки текстового документа. Ці позначки вказують в якому</w:t>
+        <w:t>(descriptor) для розмітки текстового документа. Ці позначки вказують в якому</w:t>
       </w:r>
       <w:r>
         <w:rPr>
@@ -1135,61 +1017,7 @@
           <w:sz w:val="28"/>
           <w:szCs w:val="28"/>
         </w:rPr>
-        <w:t>CSS (</w:t>
-      </w:r>
-      <w:proofErr w:type="spellStart"/>
-      <w:r>
-        <w:rPr>
-          <w:rFonts w:ascii="Times New Roman" w:hAnsi="Times New Roman" w:cs="Times New Roman"/>
-          <w:sz w:val="28"/>
-          <w:szCs w:val="28"/>
-        </w:rPr>
-        <w:t>Cascading</w:t>
-      </w:r>
-      <w:proofErr w:type="spellEnd"/>
-      <w:r>
-        <w:rPr>
-          <w:rFonts w:ascii="Times New Roman" w:hAnsi="Times New Roman" w:cs="Times New Roman"/>
-          <w:sz w:val="28"/>
-          <w:szCs w:val="28"/>
-        </w:rPr>
-        <w:t xml:space="preserve"> </w:t>
-      </w:r>
-      <w:proofErr w:type="spellStart"/>
-      <w:r>
-        <w:rPr>
-          <w:rFonts w:ascii="Times New Roman" w:hAnsi="Times New Roman" w:cs="Times New Roman"/>
-          <w:sz w:val="28"/>
-          <w:szCs w:val="28"/>
-        </w:rPr>
-        <w:t>Style</w:t>
-      </w:r>
-      <w:proofErr w:type="spellEnd"/>
-      <w:r>
-        <w:rPr>
-          <w:rFonts w:ascii="Times New Roman" w:hAnsi="Times New Roman" w:cs="Times New Roman"/>
-          <w:sz w:val="28"/>
-          <w:szCs w:val="28"/>
-        </w:rPr>
-        <w:t xml:space="preserve"> </w:t>
-      </w:r>
-      <w:proofErr w:type="spellStart"/>
-      <w:r>
-        <w:rPr>
-          <w:rFonts w:ascii="Times New Roman" w:hAnsi="Times New Roman" w:cs="Times New Roman"/>
-          <w:sz w:val="28"/>
-          <w:szCs w:val="28"/>
-        </w:rPr>
-        <w:t>Sheets</w:t>
-      </w:r>
-      <w:proofErr w:type="spellEnd"/>
-      <w:r>
-        <w:rPr>
-          <w:rFonts w:ascii="Times New Roman" w:hAnsi="Times New Roman" w:cs="Times New Roman"/>
-          <w:sz w:val="28"/>
-          <w:szCs w:val="28"/>
-        </w:rPr>
-        <w:t>) – це технологія опису зовнішнього вигляду</w:t>
+        <w:t>CSS (Cascading Style Sheets) – це технологія опису зовнішнього вигляду</w:t>
       </w:r>
       <w:r>
         <w:rPr>
@@ -1470,7 +1298,7 @@
     <w:p>
       <w:pPr>
         <w:spacing w:line="360" w:lineRule="auto"/>
-        <w:ind w:left="360"/>
+        <w:ind w:left="360" w:firstLine="348"/>
         <w:jc w:val="center"/>
         <w:rPr>
           <w:rFonts w:ascii="Times New Roman" w:eastAsia="Times New Roman" w:hAnsi="Times New Roman" w:cs="Times New Roman"/>
@@ -1519,57 +1347,55 @@
           <w:sz w:val="28"/>
           <w:szCs w:val="28"/>
         </w:rPr>
-        <w:t>на основі реалізованої у минулій лабораторній роботі</w:t>
-      </w:r>
-      <w:r>
-        <w:rPr>
-          <w:rFonts w:ascii="Times New Roman" w:hAnsi="Times New Roman" w:cs="Times New Roman"/>
-          <w:sz w:val="28"/>
-          <w:szCs w:val="28"/>
-        </w:rPr>
-        <w:t xml:space="preserve"> структур</w:t>
-      </w:r>
-      <w:r>
-        <w:rPr>
-          <w:rFonts w:ascii="Times New Roman" w:hAnsi="Times New Roman" w:cs="Times New Roman"/>
-          <w:sz w:val="28"/>
-          <w:szCs w:val="28"/>
-        </w:rPr>
-        <w:t xml:space="preserve">и </w:t>
-      </w:r>
-      <w:r>
-        <w:rPr>
-          <w:rFonts w:ascii="Times New Roman" w:hAnsi="Times New Roman" w:cs="Times New Roman"/>
-          <w:sz w:val="28"/>
-          <w:szCs w:val="28"/>
-        </w:rPr>
-        <w:t xml:space="preserve">персонального багатосторінкового </w:t>
-      </w:r>
-      <w:proofErr w:type="spellStart"/>
-      <w:r>
-        <w:rPr>
-          <w:rFonts w:ascii="Times New Roman" w:hAnsi="Times New Roman" w:cs="Times New Roman"/>
-          <w:sz w:val="28"/>
-          <w:szCs w:val="28"/>
-        </w:rPr>
-        <w:t>вебсайту</w:t>
-      </w:r>
-      <w:proofErr w:type="spellEnd"/>
-      <w:r>
-        <w:rPr>
-          <w:rFonts w:ascii="Times New Roman" w:hAnsi="Times New Roman" w:cs="Times New Roman"/>
-          <w:sz w:val="28"/>
-          <w:szCs w:val="28"/>
-        </w:rPr>
-        <w:t xml:space="preserve"> засобами чистого HTML5</w:t>
-      </w:r>
-      <w:r>
-        <w:rPr>
-          <w:rFonts w:ascii="Times New Roman" w:hAnsi="Times New Roman" w:cs="Times New Roman"/>
-          <w:sz w:val="28"/>
-          <w:szCs w:val="28"/>
-        </w:rPr>
-        <w:t xml:space="preserve"> було стилізовано оформлення засобами </w:t>
+        <w:t>було створено адаптивну версію</w:t>
+      </w:r>
+      <w:r>
+        <w:rPr>
+          <w:rFonts w:ascii="Times New Roman" w:hAnsi="Times New Roman" w:cs="Times New Roman"/>
+          <w:sz w:val="28"/>
+          <w:szCs w:val="28"/>
+        </w:rPr>
+        <w:t xml:space="preserve"> </w:t>
+      </w:r>
+      <w:r>
+        <w:rPr>
+          <w:rFonts w:ascii="Times New Roman" w:hAnsi="Times New Roman" w:cs="Times New Roman"/>
+          <w:sz w:val="28"/>
+          <w:szCs w:val="28"/>
+        </w:rPr>
+        <w:t>реалізовано</w:t>
+      </w:r>
+      <w:r>
+        <w:rPr>
+          <w:rFonts w:ascii="Times New Roman" w:hAnsi="Times New Roman" w:cs="Times New Roman"/>
+          <w:sz w:val="28"/>
+          <w:szCs w:val="28"/>
+        </w:rPr>
+        <w:t>го</w:t>
+      </w:r>
+      <w:r>
+        <w:rPr>
+          <w:rFonts w:ascii="Times New Roman" w:hAnsi="Times New Roman" w:cs="Times New Roman"/>
+          <w:sz w:val="28"/>
+          <w:szCs w:val="28"/>
+        </w:rPr>
+        <w:t xml:space="preserve"> у минулій лабораторній роботі</w:t>
+      </w:r>
+      <w:r>
+        <w:rPr>
+          <w:rFonts w:ascii="Times New Roman" w:hAnsi="Times New Roman" w:cs="Times New Roman"/>
+          <w:sz w:val="28"/>
+          <w:szCs w:val="28"/>
+        </w:rPr>
+        <w:t xml:space="preserve"> персонального багатосторінкового вебсайту </w:t>
+      </w:r>
+      <w:r>
+        <w:rPr>
+          <w:rFonts w:ascii="Times New Roman" w:hAnsi="Times New Roman" w:cs="Times New Roman"/>
+          <w:sz w:val="28"/>
+          <w:szCs w:val="28"/>
+        </w:rPr>
+        <w:t xml:space="preserve">засобами </w:t>
       </w:r>
       <w:r>
         <w:rPr>
@@ -1609,25 +1435,7 @@
           <w:sz w:val="28"/>
           <w:szCs w:val="28"/>
         </w:rPr>
-        <w:t xml:space="preserve">Створення </w:t>
-      </w:r>
-      <w:proofErr w:type="spellStart"/>
-      <w:r>
-        <w:rPr>
-          <w:rFonts w:ascii="Times New Roman" w:hAnsi="Times New Roman" w:cs="Times New Roman"/>
-          <w:sz w:val="28"/>
-          <w:szCs w:val="28"/>
-        </w:rPr>
-        <w:t>підпапки</w:t>
-      </w:r>
-      <w:proofErr w:type="spellEnd"/>
-      <w:r>
-        <w:rPr>
-          <w:rFonts w:ascii="Times New Roman" w:hAnsi="Times New Roman" w:cs="Times New Roman"/>
-          <w:sz w:val="28"/>
-          <w:szCs w:val="28"/>
-        </w:rPr>
-        <w:t xml:space="preserve"> для лабораторної роботи</w:t>
+        <w:t>Створення підпапки для лабораторної роботи</w:t>
       </w:r>
       <w:r>
         <w:rPr>
@@ -1658,52 +1466,7 @@
           <w:sz w:val="28"/>
           <w:szCs w:val="28"/>
         </w:rPr>
-        <w:t xml:space="preserve">На сервісі </w:t>
-      </w:r>
-      <w:proofErr w:type="spellStart"/>
-      <w:r>
-        <w:rPr>
-          <w:rFonts w:ascii="Times New Roman" w:hAnsi="Times New Roman" w:cs="Times New Roman"/>
-          <w:sz w:val="28"/>
-          <w:szCs w:val="28"/>
-        </w:rPr>
-        <w:t>GitHub</w:t>
-      </w:r>
-      <w:proofErr w:type="spellEnd"/>
-      <w:r>
-        <w:rPr>
-          <w:rFonts w:ascii="Times New Roman" w:hAnsi="Times New Roman" w:cs="Times New Roman"/>
-          <w:sz w:val="28"/>
-          <w:szCs w:val="28"/>
-        </w:rPr>
-        <w:t xml:space="preserve"> створено репозиторій </w:t>
-      </w:r>
-      <w:proofErr w:type="spellStart"/>
-      <w:r>
-        <w:rPr>
-          <w:rFonts w:ascii="Times New Roman" w:hAnsi="Times New Roman" w:cs="Times New Roman"/>
-          <w:sz w:val="28"/>
-          <w:szCs w:val="28"/>
-        </w:rPr>
-        <w:t>web-design-projects</w:t>
-      </w:r>
-      <w:proofErr w:type="spellEnd"/>
-      <w:r>
-        <w:rPr>
-          <w:rFonts w:ascii="Times New Roman" w:hAnsi="Times New Roman" w:cs="Times New Roman"/>
-          <w:sz w:val="28"/>
-          <w:szCs w:val="28"/>
-        </w:rPr>
-        <w:t xml:space="preserve"> та </w:t>
-      </w:r>
-      <w:proofErr w:type="spellStart"/>
-      <w:r>
-        <w:rPr>
-          <w:rFonts w:ascii="Times New Roman" w:hAnsi="Times New Roman" w:cs="Times New Roman"/>
-          <w:sz w:val="28"/>
-          <w:szCs w:val="28"/>
-        </w:rPr>
-        <w:t>під</w:t>
+        <w:t>На сервісі GitHub створено репозиторій web-design-projects та під</w:t>
       </w:r>
       <w:r>
         <w:rPr>
@@ -1713,7 +1476,6 @@
         </w:rPr>
         <w:t>папку</w:t>
       </w:r>
-      <w:proofErr w:type="spellEnd"/>
       <w:r>
         <w:rPr>
           <w:rFonts w:ascii="Times New Roman" w:hAnsi="Times New Roman" w:cs="Times New Roman"/>
@@ -1728,7 +1490,7 @@
           <w:sz w:val="28"/>
           <w:szCs w:val="28"/>
         </w:rPr>
-        <w:t>2</w:t>
+        <w:t>4</w:t>
       </w:r>
       <w:r>
         <w:rPr>
@@ -1759,25 +1521,7 @@
           <w:sz w:val="28"/>
           <w:szCs w:val="28"/>
         </w:rPr>
-        <w:t xml:space="preserve">Посилання на репозиторій </w:t>
-      </w:r>
-      <w:proofErr w:type="spellStart"/>
-      <w:r>
-        <w:rPr>
-          <w:rFonts w:ascii="Times New Roman" w:hAnsi="Times New Roman" w:cs="Times New Roman"/>
-          <w:sz w:val="28"/>
-          <w:szCs w:val="28"/>
-        </w:rPr>
-        <w:t>проєкту</w:t>
-      </w:r>
-      <w:proofErr w:type="spellEnd"/>
-      <w:r>
-        <w:rPr>
-          <w:rFonts w:ascii="Times New Roman" w:hAnsi="Times New Roman" w:cs="Times New Roman"/>
-          <w:sz w:val="28"/>
-          <w:szCs w:val="28"/>
-        </w:rPr>
-        <w:t>:</w:t>
+        <w:t>Посилання на репозиторій проєкту:</w:t>
       </w:r>
       <w:r>
         <w:rPr>
@@ -1812,61 +1556,7 @@
           <w:sz w:val="28"/>
           <w:szCs w:val="28"/>
         </w:rPr>
-        <w:t xml:space="preserve">Посилання на </w:t>
-      </w:r>
-      <w:proofErr w:type="spellStart"/>
-      <w:r>
-        <w:rPr>
-          <w:rFonts w:ascii="Times New Roman" w:hAnsi="Times New Roman" w:cs="Times New Roman"/>
-          <w:sz w:val="28"/>
-          <w:szCs w:val="28"/>
-        </w:rPr>
-        <w:t>вебсторінку</w:t>
-      </w:r>
-      <w:proofErr w:type="spellEnd"/>
-      <w:r>
-        <w:rPr>
-          <w:rFonts w:ascii="Times New Roman" w:hAnsi="Times New Roman" w:cs="Times New Roman"/>
-          <w:sz w:val="28"/>
-          <w:szCs w:val="28"/>
-        </w:rPr>
-        <w:t xml:space="preserve"> на </w:t>
-      </w:r>
-      <w:proofErr w:type="spellStart"/>
-      <w:r>
-        <w:rPr>
-          <w:rFonts w:ascii="Times New Roman" w:hAnsi="Times New Roman" w:cs="Times New Roman"/>
-          <w:sz w:val="28"/>
-          <w:szCs w:val="28"/>
-        </w:rPr>
-        <w:t>GitHub</w:t>
-      </w:r>
-      <w:proofErr w:type="spellEnd"/>
-      <w:r>
-        <w:rPr>
-          <w:rFonts w:ascii="Times New Roman" w:hAnsi="Times New Roman" w:cs="Times New Roman"/>
-          <w:sz w:val="28"/>
-          <w:szCs w:val="28"/>
-        </w:rPr>
-        <w:t xml:space="preserve"> </w:t>
-      </w:r>
-      <w:proofErr w:type="spellStart"/>
-      <w:r>
-        <w:rPr>
-          <w:rFonts w:ascii="Times New Roman" w:hAnsi="Times New Roman" w:cs="Times New Roman"/>
-          <w:sz w:val="28"/>
-          <w:szCs w:val="28"/>
-        </w:rPr>
-        <w:t>Pages</w:t>
-      </w:r>
-      <w:proofErr w:type="spellEnd"/>
-      <w:r>
-        <w:rPr>
-          <w:rFonts w:ascii="Times New Roman" w:hAnsi="Times New Roman" w:cs="Times New Roman"/>
-          <w:sz w:val="28"/>
-          <w:szCs w:val="28"/>
-        </w:rPr>
-        <w:t xml:space="preserve">: </w:t>
+        <w:t xml:space="preserve">Посилання на вебсторінку на GitHub Pages: </w:t>
       </w:r>
       <w:hyperlink r:id="rId6" w:history="1">
         <w:r>
@@ -1876,7 +1566,7 @@
             <w:sz w:val="28"/>
             <w:szCs w:val="28"/>
           </w:rPr>
-          <w:t>https://niglookua.github.io/web-design-projects/LW2/</w:t>
+          <w:t>https://niglookua.github.io/web-design-projects/LW4/</w:t>
         </w:r>
       </w:hyperlink>
       <w:r>
@@ -1908,6 +1598,339 @@
           <w:sz w:val="28"/>
           <w:szCs w:val="28"/>
         </w:rPr>
+        <w:t>Перенесення стилів</w:t>
+      </w:r>
+      <w:r>
+        <w:rPr>
+          <w:rFonts w:ascii="Times New Roman" w:hAnsi="Times New Roman" w:cs="Times New Roman"/>
+          <w:sz w:val="28"/>
+          <w:szCs w:val="28"/>
+        </w:rPr>
+        <w:t>:</w:t>
+      </w:r>
+    </w:p>
+    <w:p>
+      <w:pPr>
+        <w:numPr>
+          <w:ilvl w:val="1"/>
+          <w:numId w:val="9"/>
+        </w:numPr>
+        <w:spacing w:line="360" w:lineRule="auto"/>
+        <w:jc w:val="both"/>
+        <w:rPr>
+          <w:rFonts w:ascii="Times New Roman" w:hAnsi="Times New Roman" w:cs="Times New Roman"/>
+          <w:sz w:val="28"/>
+          <w:szCs w:val="28"/>
+        </w:rPr>
+      </w:pPr>
+      <w:r>
+        <w:rPr>
+          <w:rFonts w:ascii="Times New Roman" w:hAnsi="Times New Roman" w:cs="Times New Roman"/>
+          <w:sz w:val="28"/>
+          <w:szCs w:val="28"/>
+        </w:rPr>
+        <w:t xml:space="preserve">З усіх файлів проєкту з тегу </w:t>
+      </w:r>
+      <w:r>
+        <w:rPr>
+          <w:rFonts w:ascii="Times New Roman" w:hAnsi="Times New Roman" w:cs="Times New Roman"/>
+          <w:sz w:val="28"/>
+          <w:szCs w:val="28"/>
+          <w:lang w:val="en-US"/>
+        </w:rPr>
+        <w:t xml:space="preserve">&lt;style&gt; </w:t>
+      </w:r>
+      <w:r>
+        <w:rPr>
+          <w:rFonts w:ascii="Times New Roman" w:hAnsi="Times New Roman" w:cs="Times New Roman"/>
+          <w:sz w:val="28"/>
+          <w:szCs w:val="28"/>
+        </w:rPr>
+        <w:t xml:space="preserve">було перенесено усі стилі в окремі </w:t>
+      </w:r>
+      <w:r>
+        <w:rPr>
+          <w:rFonts w:ascii="Times New Roman" w:hAnsi="Times New Roman" w:cs="Times New Roman"/>
+          <w:sz w:val="28"/>
+          <w:szCs w:val="28"/>
+          <w:lang w:val="en-US"/>
+        </w:rPr>
+        <w:t>CSS-</w:t>
+      </w:r>
+      <w:r>
+        <w:rPr>
+          <w:rFonts w:ascii="Times New Roman" w:hAnsi="Times New Roman" w:cs="Times New Roman"/>
+          <w:sz w:val="28"/>
+          <w:szCs w:val="28"/>
+        </w:rPr>
+        <w:t>файли (</w:t>
+      </w:r>
+      <w:r>
+        <w:rPr>
+          <w:rFonts w:ascii="Times New Roman" w:hAnsi="Times New Roman" w:cs="Times New Roman"/>
+          <w:sz w:val="28"/>
+          <w:szCs w:val="28"/>
+        </w:rPr>
+        <w:t>index</w:t>
+      </w:r>
+      <w:r>
+        <w:rPr>
+          <w:rFonts w:ascii="Times New Roman" w:hAnsi="Times New Roman" w:cs="Times New Roman"/>
+          <w:sz w:val="28"/>
+          <w:szCs w:val="28"/>
+        </w:rPr>
+        <w:t>.css</w:t>
+      </w:r>
+      <w:r>
+        <w:rPr>
+          <w:rFonts w:ascii="Times New Roman" w:hAnsi="Times New Roman" w:cs="Times New Roman"/>
+          <w:sz w:val="28"/>
+          <w:szCs w:val="28"/>
+        </w:rPr>
+        <w:t xml:space="preserve">, </w:t>
+      </w:r>
+      <w:r>
+        <w:rPr>
+          <w:rFonts w:ascii="Times New Roman" w:hAnsi="Times New Roman" w:cs="Times New Roman"/>
+          <w:sz w:val="28"/>
+          <w:szCs w:val="28"/>
+        </w:rPr>
+        <w:t>biography</w:t>
+      </w:r>
+      <w:r>
+        <w:rPr>
+          <w:rFonts w:ascii="Times New Roman" w:hAnsi="Times New Roman" w:cs="Times New Roman"/>
+          <w:sz w:val="28"/>
+          <w:szCs w:val="28"/>
+        </w:rPr>
+        <w:t>.css</w:t>
+      </w:r>
+      <w:r>
+        <w:rPr>
+          <w:rFonts w:ascii="Times New Roman" w:hAnsi="Times New Roman" w:cs="Times New Roman"/>
+          <w:sz w:val="28"/>
+          <w:szCs w:val="28"/>
+        </w:rPr>
+        <w:t xml:space="preserve">, </w:t>
+      </w:r>
+      <w:r>
+        <w:rPr>
+          <w:rFonts w:ascii="Times New Roman" w:hAnsi="Times New Roman" w:cs="Times New Roman"/>
+          <w:sz w:val="28"/>
+          <w:szCs w:val="28"/>
+        </w:rPr>
+        <w:t>nowadays</w:t>
+      </w:r>
+      <w:r>
+        <w:rPr>
+          <w:rFonts w:ascii="Times New Roman" w:hAnsi="Times New Roman" w:cs="Times New Roman"/>
+          <w:sz w:val="28"/>
+          <w:szCs w:val="28"/>
+        </w:rPr>
+        <w:t>.css</w:t>
+      </w:r>
+      <w:r>
+        <w:rPr>
+          <w:rFonts w:ascii="Times New Roman" w:hAnsi="Times New Roman" w:cs="Times New Roman"/>
+          <w:sz w:val="28"/>
+          <w:szCs w:val="28"/>
+        </w:rPr>
+        <w:t xml:space="preserve">, </w:t>
+      </w:r>
+      <w:r>
+        <w:rPr>
+          <w:rFonts w:ascii="Times New Roman" w:hAnsi="Times New Roman" w:cs="Times New Roman"/>
+          <w:sz w:val="28"/>
+          <w:szCs w:val="28"/>
+        </w:rPr>
+        <w:t>friends</w:t>
+      </w:r>
+      <w:r>
+        <w:rPr>
+          <w:rFonts w:ascii="Times New Roman" w:hAnsi="Times New Roman" w:cs="Times New Roman"/>
+          <w:sz w:val="28"/>
+          <w:szCs w:val="28"/>
+        </w:rPr>
+        <w:t>.css</w:t>
+      </w:r>
+      <w:r>
+        <w:rPr>
+          <w:rFonts w:ascii="Times New Roman" w:hAnsi="Times New Roman" w:cs="Times New Roman"/>
+          <w:sz w:val="28"/>
+          <w:szCs w:val="28"/>
+        </w:rPr>
+        <w:t xml:space="preserve">, </w:t>
+      </w:r>
+      <w:r>
+        <w:rPr>
+          <w:rFonts w:ascii="Times New Roman" w:hAnsi="Times New Roman" w:cs="Times New Roman"/>
+          <w:sz w:val="28"/>
+          <w:szCs w:val="28"/>
+        </w:rPr>
+        <w:t>gallery</w:t>
+      </w:r>
+      <w:r>
+        <w:rPr>
+          <w:rFonts w:ascii="Times New Roman" w:hAnsi="Times New Roman" w:cs="Times New Roman"/>
+          <w:sz w:val="28"/>
+          <w:szCs w:val="28"/>
+        </w:rPr>
+        <w:t>.css</w:t>
+      </w:r>
+      <w:r>
+        <w:rPr>
+          <w:rFonts w:ascii="Times New Roman" w:hAnsi="Times New Roman" w:cs="Times New Roman"/>
+          <w:sz w:val="28"/>
+          <w:szCs w:val="28"/>
+        </w:rPr>
+        <w:t>)</w:t>
+      </w:r>
+    </w:p>
+    <w:p>
+      <w:pPr>
+        <w:numPr>
+          <w:ilvl w:val="1"/>
+          <w:numId w:val="9"/>
+        </w:numPr>
+        <w:spacing w:line="360" w:lineRule="auto"/>
+        <w:jc w:val="both"/>
+        <w:rPr>
+          <w:rFonts w:ascii="Times New Roman" w:hAnsi="Times New Roman" w:cs="Times New Roman"/>
+          <w:sz w:val="28"/>
+          <w:szCs w:val="28"/>
+        </w:rPr>
+      </w:pPr>
+      <w:r>
+        <w:rPr>
+          <w:rFonts w:ascii="Times New Roman" w:hAnsi="Times New Roman" w:cs="Times New Roman"/>
+          <w:sz w:val="28"/>
+          <w:szCs w:val="28"/>
+        </w:rPr>
+        <w:t xml:space="preserve">Зв’язано ці </w:t>
+      </w:r>
+      <w:r>
+        <w:rPr>
+          <w:rFonts w:ascii="Times New Roman" w:hAnsi="Times New Roman" w:cs="Times New Roman"/>
+          <w:sz w:val="28"/>
+          <w:szCs w:val="28"/>
+          <w:lang w:val="en-US"/>
+        </w:rPr>
+        <w:t>CSS-</w:t>
+      </w:r>
+      <w:r>
+        <w:rPr>
+          <w:rFonts w:ascii="Times New Roman" w:hAnsi="Times New Roman" w:cs="Times New Roman"/>
+          <w:sz w:val="28"/>
+          <w:szCs w:val="28"/>
+        </w:rPr>
+        <w:t xml:space="preserve">файли з відповідними </w:t>
+      </w:r>
+      <w:r>
+        <w:rPr>
+          <w:rFonts w:ascii="Times New Roman" w:hAnsi="Times New Roman" w:cs="Times New Roman"/>
+          <w:sz w:val="28"/>
+          <w:szCs w:val="28"/>
+          <w:lang w:val="en-US"/>
+        </w:rPr>
+        <w:t>HTML-</w:t>
+      </w:r>
+      <w:r>
+        <w:rPr>
+          <w:rFonts w:ascii="Times New Roman" w:hAnsi="Times New Roman" w:cs="Times New Roman"/>
+          <w:sz w:val="28"/>
+          <w:szCs w:val="28"/>
+        </w:rPr>
+        <w:t xml:space="preserve">файлами за допомогою тегу </w:t>
+      </w:r>
+      <w:r>
+        <w:rPr>
+          <w:rFonts w:ascii="Times New Roman" w:hAnsi="Times New Roman" w:cs="Times New Roman"/>
+          <w:sz w:val="28"/>
+          <w:szCs w:val="28"/>
+          <w:lang w:val="en-US"/>
+        </w:rPr>
+        <w:t>&lt;</w:t>
+      </w:r>
+      <w:r>
+        <w:rPr>
+          <w:rFonts w:ascii="Times New Roman" w:hAnsi="Times New Roman" w:cs="Times New Roman"/>
+          <w:sz w:val="28"/>
+          <w:szCs w:val="28"/>
+          <w:lang w:val="en-US"/>
+        </w:rPr>
+        <w:t>link</w:t>
+      </w:r>
+      <w:r>
+        <w:rPr>
+          <w:rFonts w:ascii="Times New Roman" w:hAnsi="Times New Roman" w:cs="Times New Roman"/>
+          <w:sz w:val="28"/>
+          <w:szCs w:val="28"/>
+          <w:lang w:val="en-US"/>
+        </w:rPr>
+        <w:t>&gt;</w:t>
+      </w:r>
+      <w:r>
+        <w:rPr>
+          <w:rFonts w:ascii="Times New Roman" w:hAnsi="Times New Roman" w:cs="Times New Roman"/>
+          <w:sz w:val="28"/>
+          <w:szCs w:val="28"/>
+        </w:rPr>
+        <w:t>, який поміщено у</w:t>
+      </w:r>
+      <w:r>
+        <w:rPr>
+          <w:rFonts w:ascii="Times New Roman" w:hAnsi="Times New Roman" w:cs="Times New Roman"/>
+          <w:sz w:val="28"/>
+          <w:szCs w:val="28"/>
+        </w:rPr>
+        <w:t xml:space="preserve"> те</w:t>
+      </w:r>
+      <w:r>
+        <w:rPr>
+          <w:rFonts w:ascii="Times New Roman" w:hAnsi="Times New Roman" w:cs="Times New Roman"/>
+          <w:sz w:val="28"/>
+          <w:szCs w:val="28"/>
+        </w:rPr>
+        <w:t>г</w:t>
+      </w:r>
+      <w:r>
+        <w:rPr>
+          <w:rFonts w:ascii="Times New Roman" w:hAnsi="Times New Roman" w:cs="Times New Roman"/>
+          <w:sz w:val="28"/>
+          <w:szCs w:val="28"/>
+        </w:rPr>
+        <w:t xml:space="preserve"> </w:t>
+      </w:r>
+      <w:r>
+        <w:rPr>
+          <w:rFonts w:ascii="Times New Roman" w:hAnsi="Times New Roman" w:cs="Times New Roman"/>
+          <w:sz w:val="28"/>
+          <w:szCs w:val="28"/>
+          <w:lang w:val="en-US"/>
+        </w:rPr>
+        <w:t>&lt;head&gt;</w:t>
+      </w:r>
+    </w:p>
+    <w:p>
+      <w:pPr>
+        <w:numPr>
+          <w:ilvl w:val="0"/>
+          <w:numId w:val="2"/>
+        </w:numPr>
+        <w:spacing w:line="360" w:lineRule="auto"/>
+        <w:jc w:val="both"/>
+        <w:rPr>
+          <w:rFonts w:ascii="Times New Roman" w:hAnsi="Times New Roman" w:cs="Times New Roman"/>
+          <w:sz w:val="28"/>
+          <w:szCs w:val="28"/>
+        </w:rPr>
+      </w:pPr>
+      <w:r>
+        <w:rPr>
+          <w:rFonts w:ascii="Times New Roman" w:hAnsi="Times New Roman" w:cs="Times New Roman"/>
+          <w:sz w:val="28"/>
+          <w:szCs w:val="28"/>
+        </w:rPr>
         <w:t>Оформлення</w:t>
       </w:r>
       <w:r>
@@ -1916,7 +1939,55 @@
           <w:sz w:val="28"/>
           <w:szCs w:val="28"/>
         </w:rPr>
-        <w:t xml:space="preserve"> головної сторінки index.html:</w:t>
+        <w:t xml:space="preserve"> головної сторінки index.html</w:t>
+      </w:r>
+      <w:r>
+        <w:rPr>
+          <w:rFonts w:ascii="Times New Roman" w:hAnsi="Times New Roman" w:cs="Times New Roman"/>
+          <w:sz w:val="28"/>
+          <w:szCs w:val="28"/>
+        </w:rPr>
+        <w:t xml:space="preserve"> </w:t>
+      </w:r>
+      <w:r>
+        <w:rPr>
+          <w:rFonts w:ascii="Times New Roman" w:hAnsi="Times New Roman" w:cs="Times New Roman"/>
+          <w:sz w:val="28"/>
+          <w:szCs w:val="28"/>
+        </w:rPr>
+        <w:t>/</w:t>
+      </w:r>
+      <w:r>
+        <w:rPr>
+          <w:rFonts w:ascii="Times New Roman" w:hAnsi="Times New Roman" w:cs="Times New Roman"/>
+          <w:sz w:val="28"/>
+          <w:szCs w:val="28"/>
+        </w:rPr>
+        <w:t xml:space="preserve"> </w:t>
+      </w:r>
+      <w:r>
+        <w:rPr>
+          <w:rFonts w:ascii="Times New Roman" w:hAnsi="Times New Roman" w:cs="Times New Roman"/>
+          <w:sz w:val="28"/>
+          <w:szCs w:val="28"/>
+        </w:rPr>
+        <w:t>index</w:t>
+      </w:r>
+      <w:r>
+        <w:rPr>
+          <w:rFonts w:ascii="Times New Roman" w:hAnsi="Times New Roman" w:cs="Times New Roman"/>
+          <w:sz w:val="28"/>
+          <w:szCs w:val="28"/>
+        </w:rPr>
+        <w:t>.css</w:t>
+      </w:r>
+      <w:r>
+        <w:rPr>
+          <w:rFonts w:ascii="Times New Roman" w:hAnsi="Times New Roman" w:cs="Times New Roman"/>
+          <w:sz w:val="28"/>
+          <w:szCs w:val="28"/>
+        </w:rPr>
+        <w:t>:</w:t>
       </w:r>
     </w:p>
     <w:p>
@@ -1939,7 +2010,24 @@
           <w:sz w:val="28"/>
           <w:szCs w:val="28"/>
         </w:rPr>
-        <w:t>Заголовок першого рівня вирівняно по центру, а розмір шрифту абзацу збільшено на 20%.</w:t>
+        <w:t xml:space="preserve">Навігаційні посилання обгорнуто в </w:t>
+      </w:r>
+      <w:r>
+        <w:rPr>
+          <w:rFonts w:ascii="Times New Roman" w:hAnsi="Times New Roman" w:cs="Times New Roman"/>
+          <w:sz w:val="28"/>
+          <w:szCs w:val="28"/>
+          <w:lang w:val="en-US"/>
+        </w:rPr>
+        <w:t>Grid-</w:t>
+      </w:r>
+      <w:r>
+        <w:rPr>
+          <w:rFonts w:ascii="Times New Roman" w:hAnsi="Times New Roman" w:cs="Times New Roman"/>
+          <w:sz w:val="28"/>
+          <w:szCs w:val="28"/>
+        </w:rPr>
+        <w:t>контейнер із властивістю та розділено на 12 колонок (grid-template-columns: repeat(12, 1fr)).</w:t>
       </w:r>
     </w:p>
     <w:p>
@@ -1962,44 +2050,73 @@
           <w:sz w:val="28"/>
           <w:szCs w:val="28"/>
         </w:rPr>
-        <w:t>Для кожного навігаційного гіперпосилання задано унікальні кольори до відвідання (:</w:t>
-      </w:r>
-      <w:proofErr w:type="spellStart"/>
-      <w:r>
-        <w:rPr>
-          <w:rFonts w:ascii="Times New Roman" w:hAnsi="Times New Roman" w:cs="Times New Roman"/>
-          <w:sz w:val="28"/>
-          <w:szCs w:val="28"/>
-        </w:rPr>
-        <w:t>link</w:t>
-      </w:r>
-      <w:proofErr w:type="spellEnd"/>
-      <w:r>
-        <w:rPr>
-          <w:rFonts w:ascii="Times New Roman" w:hAnsi="Times New Roman" w:cs="Times New Roman"/>
-          <w:sz w:val="28"/>
-          <w:szCs w:val="28"/>
-        </w:rPr>
-        <w:t>) та після відвідання (:</w:t>
-      </w:r>
-      <w:proofErr w:type="spellStart"/>
-      <w:r>
-        <w:rPr>
-          <w:rFonts w:ascii="Times New Roman" w:hAnsi="Times New Roman" w:cs="Times New Roman"/>
-          <w:sz w:val="28"/>
-          <w:szCs w:val="28"/>
-        </w:rPr>
-        <w:t>visited</w:t>
-      </w:r>
-      <w:proofErr w:type="spellEnd"/>
-      <w:r>
-        <w:rPr>
-          <w:rFonts w:ascii="Times New Roman" w:hAnsi="Times New Roman" w:cs="Times New Roman"/>
-          <w:sz w:val="28"/>
-          <w:szCs w:val="28"/>
-        </w:rPr>
-        <w:t>).</w:t>
-      </w:r>
+        <w:t xml:space="preserve">Адаптивність забезпечено через медіазапити @media: на мобільних пристроях посилання займають 100% ширини (12 колонок), на планшетах </w:t>
+      </w:r>
+      <w:r>
+        <w:rPr>
+          <w:rFonts w:ascii="Times New Roman" w:hAnsi="Times New Roman" w:cs="Times New Roman"/>
+          <w:sz w:val="28"/>
+          <w:szCs w:val="28"/>
+        </w:rPr>
+        <w:t>–</w:t>
+      </w:r>
+      <w:r>
+        <w:rPr>
+          <w:rFonts w:ascii="Times New Roman" w:hAnsi="Times New Roman" w:cs="Times New Roman"/>
+          <w:sz w:val="28"/>
+          <w:szCs w:val="28"/>
+        </w:rPr>
+        <w:t xml:space="preserve"> 50% ширини (6 колонок), на десктопах </w:t>
+      </w:r>
+      <w:r>
+        <w:rPr>
+          <w:rFonts w:ascii="Times New Roman" w:hAnsi="Times New Roman" w:cs="Times New Roman"/>
+          <w:sz w:val="28"/>
+          <w:szCs w:val="28"/>
+        </w:rPr>
+        <w:t>–</w:t>
+      </w:r>
+      <w:r>
+        <w:rPr>
+          <w:rFonts w:ascii="Times New Roman" w:hAnsi="Times New Roman" w:cs="Times New Roman"/>
+          <w:sz w:val="28"/>
+          <w:szCs w:val="28"/>
+        </w:rPr>
+        <w:t xml:space="preserve"> 25% ширини (3 колонки).</w:t>
+      </w:r>
+    </w:p>
+    <w:p>
+      <w:pPr>
+        <w:spacing w:line="360" w:lineRule="auto"/>
+        <w:jc w:val="both"/>
+        <w:rPr>
+          <w:rFonts w:ascii="Times New Roman" w:hAnsi="Times New Roman" w:cs="Times New Roman"/>
+          <w:sz w:val="28"/>
+          <w:szCs w:val="28"/>
+        </w:rPr>
+      </w:pPr>
+    </w:p>
+    <w:p>
+      <w:pPr>
+        <w:spacing w:line="360" w:lineRule="auto"/>
+        <w:jc w:val="both"/>
+        <w:rPr>
+          <w:rFonts w:ascii="Times New Roman" w:hAnsi="Times New Roman" w:cs="Times New Roman"/>
+          <w:sz w:val="28"/>
+          <w:szCs w:val="28"/>
+        </w:rPr>
+      </w:pPr>
+    </w:p>
+    <w:p>
+      <w:pPr>
+        <w:spacing w:line="360" w:lineRule="auto"/>
+        <w:jc w:val="both"/>
+        <w:rPr>
+          <w:rFonts w:ascii="Times New Roman" w:hAnsi="Times New Roman" w:cs="Times New Roman"/>
+          <w:sz w:val="28"/>
+          <w:szCs w:val="28"/>
+        </w:rPr>
+      </w:pPr>
     </w:p>
     <w:p>
       <w:pPr>
@@ -2021,23 +2138,48 @@
           <w:sz w:val="28"/>
           <w:szCs w:val="28"/>
         </w:rPr>
-        <w:t>Оформлення</w:t>
-      </w:r>
-      <w:r>
-        <w:rPr>
-          <w:rFonts w:ascii="Times New Roman" w:hAnsi="Times New Roman" w:cs="Times New Roman"/>
-          <w:sz w:val="28"/>
-          <w:szCs w:val="28"/>
-        </w:rPr>
-        <w:t xml:space="preserve"> </w:t>
-      </w:r>
-      <w:r>
-        <w:rPr>
-          <w:rFonts w:ascii="Times New Roman" w:hAnsi="Times New Roman" w:cs="Times New Roman"/>
-          <w:sz w:val="28"/>
-          <w:szCs w:val="28"/>
-        </w:rPr>
-        <w:t>автобіографічної сторінки biography.html:</w:t>
+        <w:lastRenderedPageBreak/>
+        <w:t xml:space="preserve">Оформлення </w:t>
+      </w:r>
+      <w:r>
+        <w:rPr>
+          <w:rFonts w:ascii="Times New Roman" w:hAnsi="Times New Roman" w:cs="Times New Roman"/>
+          <w:sz w:val="28"/>
+          <w:szCs w:val="28"/>
+        </w:rPr>
+        <w:t>автобіографічної сторінки biography.html</w:t>
+      </w:r>
+      <w:r>
+        <w:rPr>
+          <w:rFonts w:ascii="Times New Roman" w:hAnsi="Times New Roman" w:cs="Times New Roman"/>
+          <w:sz w:val="28"/>
+          <w:szCs w:val="28"/>
+        </w:rPr>
+        <w:t xml:space="preserve"> / </w:t>
+      </w:r>
+      <w:r>
+        <w:rPr>
+          <w:rFonts w:ascii="Times New Roman" w:hAnsi="Times New Roman" w:cs="Times New Roman"/>
+          <w:sz w:val="28"/>
+          <w:szCs w:val="28"/>
+        </w:rPr>
+        <w:t>biography</w:t>
+      </w:r>
+      <w:r>
+        <w:rPr>
+          <w:rFonts w:ascii="Times New Roman" w:hAnsi="Times New Roman" w:cs="Times New Roman"/>
+          <w:sz w:val="28"/>
+          <w:szCs w:val="28"/>
+        </w:rPr>
+        <w:t>.css</w:t>
+      </w:r>
+      <w:r>
+        <w:rPr>
+          <w:rFonts w:ascii="Times New Roman" w:hAnsi="Times New Roman" w:cs="Times New Roman"/>
+          <w:sz w:val="28"/>
+          <w:szCs w:val="28"/>
+        </w:rPr>
+        <w:t>:</w:t>
       </w:r>
     </w:p>
     <w:p>
@@ -2060,7 +2202,7 @@
           <w:sz w:val="28"/>
           <w:szCs w:val="28"/>
         </w:rPr>
-        <w:t>Заголовки сторінки та тексту вирівняно по центру, посилання повернення стилізовано курсивом.</w:t>
+        <w:t>Кожен розділ сторінки оформлено у вигляді прямокутного блоку із чорною межею, а колір фону перенесено з абзаців на весь блок. Посилання «до змісту» прив’язано під текст відповідного блоку.</w:t>
       </w:r>
     </w:p>
     <w:p>
@@ -2083,43 +2225,134 @@
           <w:sz w:val="28"/>
           <w:szCs w:val="28"/>
         </w:rPr>
-        <w:t>Навігаційний блок «Зміст» перетворено на візуальні кнопки фіксованої ширини з контуром, фоном, який змінюється на пурпуровий при наведенні (:</w:t>
-      </w:r>
-      <w:proofErr w:type="spellStart"/>
-      <w:r>
-        <w:rPr>
-          <w:rFonts w:ascii="Times New Roman" w:hAnsi="Times New Roman" w:cs="Times New Roman"/>
-          <w:sz w:val="28"/>
-          <w:szCs w:val="28"/>
-        </w:rPr>
-        <w:t>hover</w:t>
-      </w:r>
-      <w:proofErr w:type="spellEnd"/>
-      <w:r>
-        <w:rPr>
-          <w:rFonts w:ascii="Times New Roman" w:hAnsi="Times New Roman" w:cs="Times New Roman"/>
-          <w:sz w:val="28"/>
-          <w:szCs w:val="28"/>
-        </w:rPr>
-        <w:t>) та на жовтий із чорним текстом при натисканні (:</w:t>
-      </w:r>
-      <w:proofErr w:type="spellStart"/>
-      <w:r>
-        <w:rPr>
-          <w:rFonts w:ascii="Times New Roman" w:hAnsi="Times New Roman" w:cs="Times New Roman"/>
-          <w:sz w:val="28"/>
-          <w:szCs w:val="28"/>
-        </w:rPr>
-        <w:t>active</w:t>
-      </w:r>
-      <w:proofErr w:type="spellEnd"/>
-      <w:r>
-        <w:rPr>
-          <w:rFonts w:ascii="Times New Roman" w:hAnsi="Times New Roman" w:cs="Times New Roman"/>
-          <w:sz w:val="28"/>
-          <w:szCs w:val="28"/>
-        </w:rPr>
-        <w:t>).</w:t>
+        <w:t xml:space="preserve">Адаптивність забезпечено через медіазапити @media: на мобільних пристроях блоки займають 100% ширини (12 колонок), на планшетах </w:t>
+      </w:r>
+      <w:r>
+        <w:rPr>
+          <w:rFonts w:ascii="Times New Roman" w:hAnsi="Times New Roman" w:cs="Times New Roman"/>
+          <w:sz w:val="28"/>
+          <w:szCs w:val="28"/>
+        </w:rPr>
+        <w:t>–</w:t>
+      </w:r>
+      <w:r>
+        <w:rPr>
+          <w:rFonts w:ascii="Times New Roman" w:hAnsi="Times New Roman" w:cs="Times New Roman"/>
+          <w:sz w:val="28"/>
+          <w:szCs w:val="28"/>
+        </w:rPr>
+        <w:t xml:space="preserve"> 50% і 100% ширини (6 і 12 колонок), на десктопах </w:t>
+      </w:r>
+      <w:r>
+        <w:rPr>
+          <w:rFonts w:ascii="Times New Roman" w:hAnsi="Times New Roman" w:cs="Times New Roman"/>
+          <w:sz w:val="28"/>
+          <w:szCs w:val="28"/>
+        </w:rPr>
+        <w:t>–</w:t>
+      </w:r>
+      <w:r>
+        <w:rPr>
+          <w:rFonts w:ascii="Times New Roman" w:hAnsi="Times New Roman" w:cs="Times New Roman"/>
+          <w:sz w:val="28"/>
+          <w:szCs w:val="28"/>
+        </w:rPr>
+        <w:t xml:space="preserve"> 33.33% і 50% ширини (4 і 6 колонок).</w:t>
+      </w:r>
+    </w:p>
+    <w:p>
+      <w:pPr>
+        <w:numPr>
+          <w:ilvl w:val="0"/>
+          <w:numId w:val="2"/>
+        </w:numPr>
+        <w:spacing w:line="360" w:lineRule="auto"/>
+        <w:jc w:val="both"/>
+        <w:rPr>
+          <w:rFonts w:ascii="Times New Roman" w:hAnsi="Times New Roman" w:cs="Times New Roman"/>
+          <w:sz w:val="28"/>
+          <w:szCs w:val="28"/>
+        </w:rPr>
+      </w:pPr>
+      <w:r>
+        <w:rPr>
+          <w:rFonts w:ascii="Times New Roman" w:hAnsi="Times New Roman" w:cs="Times New Roman"/>
+          <w:sz w:val="28"/>
+          <w:szCs w:val="28"/>
+        </w:rPr>
+        <w:t>Оформлення</w:t>
+      </w:r>
+      <w:r>
+        <w:rPr>
+          <w:rFonts w:ascii="Times New Roman" w:hAnsi="Times New Roman" w:cs="Times New Roman"/>
+          <w:sz w:val="28"/>
+          <w:szCs w:val="28"/>
+        </w:rPr>
+        <w:t xml:space="preserve"> </w:t>
+      </w:r>
+      <w:r>
+        <w:rPr>
+          <w:rFonts w:ascii="Times New Roman" w:hAnsi="Times New Roman" w:cs="Times New Roman"/>
+          <w:sz w:val="28"/>
+          <w:szCs w:val="28"/>
+        </w:rPr>
+        <w:t>сторінки з</w:t>
+      </w:r>
+      <w:r>
+        <w:rPr>
+          <w:rFonts w:ascii="Times New Roman" w:hAnsi="Times New Roman" w:cs="Times New Roman"/>
+          <w:sz w:val="28"/>
+          <w:szCs w:val="28"/>
+        </w:rPr>
+        <w:t xml:space="preserve"> списк</w:t>
+      </w:r>
+      <w:r>
+        <w:rPr>
+          <w:rFonts w:ascii="Times New Roman" w:hAnsi="Times New Roman" w:cs="Times New Roman"/>
+          <w:sz w:val="28"/>
+          <w:szCs w:val="28"/>
+        </w:rPr>
+        <w:t>ами</w:t>
+      </w:r>
+      <w:r>
+        <w:rPr>
+          <w:rFonts w:ascii="Times New Roman" w:hAnsi="Times New Roman" w:cs="Times New Roman"/>
+          <w:sz w:val="28"/>
+          <w:szCs w:val="28"/>
+        </w:rPr>
+        <w:t xml:space="preserve"> nowadays.html</w:t>
+      </w:r>
+      <w:r>
+        <w:rPr>
+          <w:rFonts w:ascii="Times New Roman" w:hAnsi="Times New Roman" w:cs="Times New Roman"/>
+          <w:sz w:val="28"/>
+          <w:szCs w:val="28"/>
+        </w:rPr>
+        <w:t xml:space="preserve"> / </w:t>
+      </w:r>
+      <w:r>
+        <w:rPr>
+          <w:rFonts w:ascii="Times New Roman" w:hAnsi="Times New Roman" w:cs="Times New Roman"/>
+          <w:sz w:val="28"/>
+          <w:szCs w:val="28"/>
+        </w:rPr>
+        <w:t>nowadays</w:t>
+      </w:r>
+      <w:r>
+        <w:rPr>
+          <w:rFonts w:ascii="Times New Roman" w:hAnsi="Times New Roman" w:cs="Times New Roman"/>
+          <w:sz w:val="28"/>
+          <w:szCs w:val="28"/>
+        </w:rPr>
+        <w:t>.css</w:t>
+      </w:r>
+      <w:r>
+        <w:rPr>
+          <w:rFonts w:ascii="Times New Roman" w:hAnsi="Times New Roman" w:cs="Times New Roman"/>
+          <w:sz w:val="28"/>
+          <w:szCs w:val="28"/>
+        </w:rPr>
+        <w:t>:</w:t>
       </w:r>
     </w:p>
     <w:p>
@@ -2142,41 +2375,7 @@
           <w:sz w:val="28"/>
           <w:szCs w:val="28"/>
         </w:rPr>
-        <w:t>Загальний розмір шрифту розділів &lt;</w:t>
-      </w:r>
-      <w:proofErr w:type="spellStart"/>
-      <w:r>
-        <w:rPr>
-          <w:rFonts w:ascii="Times New Roman" w:hAnsi="Times New Roman" w:cs="Times New Roman"/>
-          <w:sz w:val="28"/>
-          <w:szCs w:val="28"/>
-        </w:rPr>
-        <w:t>article</w:t>
-      </w:r>
-      <w:proofErr w:type="spellEnd"/>
-      <w:r>
-        <w:rPr>
-          <w:rFonts w:ascii="Times New Roman" w:hAnsi="Times New Roman" w:cs="Times New Roman"/>
-          <w:sz w:val="28"/>
-          <w:szCs w:val="28"/>
-        </w:rPr>
-        <w:t xml:space="preserve">&gt; збільшено на 20%, а їхніх підзаголовків &lt;h2&gt; </w:t>
-      </w:r>
-      <w:r>
-        <w:rPr>
-          <w:rFonts w:ascii="Times New Roman" w:hAnsi="Times New Roman" w:cs="Times New Roman"/>
-          <w:sz w:val="28"/>
-          <w:szCs w:val="28"/>
-        </w:rPr>
-        <w:t>‒</w:t>
-      </w:r>
-      <w:r>
-        <w:rPr>
-          <w:rFonts w:ascii="Times New Roman" w:hAnsi="Times New Roman" w:cs="Times New Roman"/>
-          <w:sz w:val="28"/>
-          <w:szCs w:val="28"/>
-        </w:rPr>
-        <w:t xml:space="preserve"> ще додатково на 20%</w:t>
+        <w:t>Списки згруповано у блоки</w:t>
       </w:r>
       <w:r>
         <w:rPr>
@@ -2207,7 +2406,118 @@
           <w:sz w:val="28"/>
           <w:szCs w:val="28"/>
         </w:rPr>
-        <w:t>Для текстових абзаців кожного розділу визначено унікальні кольори фону.</w:t>
+        <w:t xml:space="preserve">Адаптивність забезпечено через медіазапити @media: на мобільних пристроях та планшетах блоки зі списками займають 100% ширини (12 колонок), на десктопах </w:t>
+      </w:r>
+      <w:r>
+        <w:rPr>
+          <w:rFonts w:ascii="Times New Roman" w:hAnsi="Times New Roman" w:cs="Times New Roman"/>
+          <w:sz w:val="28"/>
+          <w:szCs w:val="28"/>
+        </w:rPr>
+        <w:t>–</w:t>
+      </w:r>
+      <w:r>
+        <w:rPr>
+          <w:rFonts w:ascii="Times New Roman" w:hAnsi="Times New Roman" w:cs="Times New Roman"/>
+          <w:sz w:val="28"/>
+          <w:szCs w:val="28"/>
+        </w:rPr>
+        <w:t xml:space="preserve"> 50% ширини (6 колонок).</w:t>
+      </w:r>
+    </w:p>
+    <w:p>
+      <w:pPr>
+        <w:numPr>
+          <w:ilvl w:val="0"/>
+          <w:numId w:val="2"/>
+        </w:numPr>
+        <w:spacing w:line="360" w:lineRule="auto"/>
+        <w:jc w:val="both"/>
+        <w:rPr>
+          <w:rFonts w:ascii="Times New Roman" w:hAnsi="Times New Roman" w:cs="Times New Roman"/>
+          <w:sz w:val="28"/>
+          <w:szCs w:val="28"/>
+        </w:rPr>
+      </w:pPr>
+      <w:r>
+        <w:rPr>
+          <w:rFonts w:ascii="Times New Roman" w:hAnsi="Times New Roman" w:cs="Times New Roman"/>
+          <w:sz w:val="28"/>
+          <w:szCs w:val="28"/>
+        </w:rPr>
+        <w:t>Оформлення</w:t>
+      </w:r>
+      <w:r>
+        <w:rPr>
+          <w:rFonts w:ascii="Times New Roman" w:hAnsi="Times New Roman" w:cs="Times New Roman"/>
+          <w:sz w:val="28"/>
+          <w:szCs w:val="28"/>
+        </w:rPr>
+        <w:t xml:space="preserve"> </w:t>
+      </w:r>
+      <w:r>
+        <w:rPr>
+          <w:rFonts w:ascii="Times New Roman" w:hAnsi="Times New Roman" w:cs="Times New Roman"/>
+          <w:sz w:val="28"/>
+          <w:szCs w:val="28"/>
+        </w:rPr>
+        <w:t>сторінки з</w:t>
+      </w:r>
+      <w:r>
+        <w:rPr>
+          <w:rFonts w:ascii="Times New Roman" w:hAnsi="Times New Roman" w:cs="Times New Roman"/>
+          <w:sz w:val="28"/>
+          <w:szCs w:val="28"/>
+        </w:rPr>
+        <w:t xml:space="preserve"> </w:t>
+      </w:r>
+      <w:r>
+        <w:rPr>
+          <w:rFonts w:ascii="Times New Roman" w:hAnsi="Times New Roman" w:cs="Times New Roman"/>
+          <w:sz w:val="28"/>
+          <w:szCs w:val="28"/>
+        </w:rPr>
+        <w:t xml:space="preserve">переліком друзів </w:t>
+      </w:r>
+      <w:r>
+        <w:rPr>
+          <w:rFonts w:ascii="Times New Roman" w:hAnsi="Times New Roman" w:cs="Times New Roman"/>
+          <w:sz w:val="28"/>
+          <w:szCs w:val="28"/>
+        </w:rPr>
+        <w:t>friends.html</w:t>
+      </w:r>
+      <w:r>
+        <w:rPr>
+          <w:rFonts w:ascii="Times New Roman" w:hAnsi="Times New Roman" w:cs="Times New Roman"/>
+          <w:sz w:val="28"/>
+          <w:szCs w:val="28"/>
+        </w:rPr>
+        <w:t xml:space="preserve"> / </w:t>
+      </w:r>
+      <w:r>
+        <w:rPr>
+          <w:rFonts w:ascii="Times New Roman" w:hAnsi="Times New Roman" w:cs="Times New Roman"/>
+          <w:sz w:val="28"/>
+          <w:szCs w:val="28"/>
+        </w:rPr>
+        <w:t>friends</w:t>
+      </w:r>
+      <w:r>
+        <w:rPr>
+          <w:rFonts w:ascii="Times New Roman" w:hAnsi="Times New Roman" w:cs="Times New Roman"/>
+          <w:sz w:val="28"/>
+          <w:szCs w:val="28"/>
+        </w:rPr>
+        <w:t>.css</w:t>
+      </w:r>
+      <w:r>
+        <w:rPr>
+          <w:rFonts w:ascii="Times New Roman" w:hAnsi="Times New Roman" w:cs="Times New Roman"/>
+          <w:sz w:val="28"/>
+          <w:szCs w:val="28"/>
+        </w:rPr>
+        <w:t>:</w:t>
       </w:r>
     </w:p>
     <w:p>
@@ -2230,9 +2540,128 @@
           <w:sz w:val="28"/>
           <w:szCs w:val="28"/>
         </w:rPr>
-        <w:lastRenderedPageBreak/>
-        <w:t>Текст посилань «до змісту» виділено напівжирним, а посилання «Уверх» переведено у верхній регістр.</w:t>
-      </w:r>
+        <w:t xml:space="preserve">Адаптивність забезпечено через медіазапити @media: на мобільних пристроях шрифт заголовків збільшено на 10%, на планшетах </w:t>
+      </w:r>
+      <w:r>
+        <w:rPr>
+          <w:rFonts w:ascii="Times New Roman" w:hAnsi="Times New Roman" w:cs="Times New Roman"/>
+          <w:sz w:val="28"/>
+          <w:szCs w:val="28"/>
+        </w:rPr>
+        <w:t>–</w:t>
+      </w:r>
+      <w:r>
+        <w:rPr>
+          <w:rFonts w:ascii="Times New Roman" w:hAnsi="Times New Roman" w:cs="Times New Roman"/>
+          <w:sz w:val="28"/>
+          <w:szCs w:val="28"/>
+        </w:rPr>
+        <w:t xml:space="preserve"> заголовки на 20%, а рядки на 10%, на десктопах </w:t>
+      </w:r>
+      <w:r>
+        <w:rPr>
+          <w:rFonts w:ascii="Times New Roman" w:hAnsi="Times New Roman" w:cs="Times New Roman"/>
+          <w:sz w:val="28"/>
+          <w:szCs w:val="28"/>
+        </w:rPr>
+        <w:t>–</w:t>
+      </w:r>
+      <w:r>
+        <w:rPr>
+          <w:rFonts w:ascii="Times New Roman" w:hAnsi="Times New Roman" w:cs="Times New Roman"/>
+          <w:sz w:val="28"/>
+          <w:szCs w:val="28"/>
+        </w:rPr>
+        <w:t xml:space="preserve"> заголовки на 30%, а рядки на 20%.</w:t>
+      </w:r>
+    </w:p>
+    <w:p>
+      <w:pPr>
+        <w:spacing w:line="360" w:lineRule="auto"/>
+        <w:jc w:val="both"/>
+        <w:rPr>
+          <w:rFonts w:ascii="Times New Roman" w:hAnsi="Times New Roman" w:cs="Times New Roman"/>
+          <w:sz w:val="28"/>
+          <w:szCs w:val="28"/>
+        </w:rPr>
+      </w:pPr>
+    </w:p>
+    <w:p>
+      <w:pPr>
+        <w:spacing w:line="360" w:lineRule="auto"/>
+        <w:jc w:val="both"/>
+        <w:rPr>
+          <w:rFonts w:ascii="Times New Roman" w:hAnsi="Times New Roman" w:cs="Times New Roman"/>
+          <w:sz w:val="28"/>
+          <w:szCs w:val="28"/>
+        </w:rPr>
+      </w:pPr>
+    </w:p>
+    <w:p>
+      <w:pPr>
+        <w:spacing w:line="360" w:lineRule="auto"/>
+        <w:jc w:val="both"/>
+        <w:rPr>
+          <w:rFonts w:ascii="Times New Roman" w:hAnsi="Times New Roman" w:cs="Times New Roman"/>
+          <w:sz w:val="28"/>
+          <w:szCs w:val="28"/>
+        </w:rPr>
+      </w:pPr>
+    </w:p>
+    <w:p>
+      <w:pPr>
+        <w:spacing w:line="360" w:lineRule="auto"/>
+        <w:jc w:val="both"/>
+        <w:rPr>
+          <w:rFonts w:ascii="Times New Roman" w:hAnsi="Times New Roman" w:cs="Times New Roman"/>
+          <w:sz w:val="28"/>
+          <w:szCs w:val="28"/>
+        </w:rPr>
+      </w:pPr>
+    </w:p>
+    <w:p>
+      <w:pPr>
+        <w:spacing w:line="360" w:lineRule="auto"/>
+        <w:jc w:val="both"/>
+        <w:rPr>
+          <w:rFonts w:ascii="Times New Roman" w:hAnsi="Times New Roman" w:cs="Times New Roman"/>
+          <w:sz w:val="28"/>
+          <w:szCs w:val="28"/>
+        </w:rPr>
+      </w:pPr>
+    </w:p>
+    <w:p>
+      <w:pPr>
+        <w:spacing w:line="360" w:lineRule="auto"/>
+        <w:jc w:val="both"/>
+        <w:rPr>
+          <w:rFonts w:ascii="Times New Roman" w:hAnsi="Times New Roman" w:cs="Times New Roman"/>
+          <w:sz w:val="28"/>
+          <w:szCs w:val="28"/>
+        </w:rPr>
+      </w:pPr>
+    </w:p>
+    <w:p>
+      <w:pPr>
+        <w:spacing w:line="360" w:lineRule="auto"/>
+        <w:jc w:val="both"/>
+        <w:rPr>
+          <w:rFonts w:ascii="Times New Roman" w:hAnsi="Times New Roman" w:cs="Times New Roman"/>
+          <w:sz w:val="28"/>
+          <w:szCs w:val="28"/>
+        </w:rPr>
+      </w:pPr>
+    </w:p>
+    <w:p>
+      <w:pPr>
+        <w:spacing w:line="360" w:lineRule="auto"/>
+        <w:jc w:val="both"/>
+        <w:rPr>
+          <w:rFonts w:ascii="Times New Roman" w:hAnsi="Times New Roman" w:cs="Times New Roman"/>
+          <w:sz w:val="28"/>
+          <w:szCs w:val="28"/>
+        </w:rPr>
+      </w:pPr>
     </w:p>
     <w:p>
       <w:pPr>
@@ -2254,6 +2683,7 @@
           <w:sz w:val="28"/>
           <w:szCs w:val="28"/>
         </w:rPr>
+        <w:lastRenderedPageBreak/>
         <w:t>Оформлення</w:t>
       </w:r>
       <w:r>
@@ -2270,31 +2700,47 @@
           <w:sz w:val="28"/>
           <w:szCs w:val="28"/>
         </w:rPr>
-        <w:t>сторінки з</w:t>
-      </w:r>
-      <w:r>
-        <w:rPr>
-          <w:rFonts w:ascii="Times New Roman" w:hAnsi="Times New Roman" w:cs="Times New Roman"/>
-          <w:sz w:val="28"/>
-          <w:szCs w:val="28"/>
-        </w:rPr>
-        <w:t xml:space="preserve"> списк</w:t>
-      </w:r>
-      <w:r>
-        <w:rPr>
-          <w:rFonts w:ascii="Times New Roman" w:hAnsi="Times New Roman" w:cs="Times New Roman"/>
-          <w:sz w:val="28"/>
-          <w:szCs w:val="28"/>
-        </w:rPr>
-        <w:t>ами</w:t>
-      </w:r>
-      <w:r>
-        <w:rPr>
-          <w:rFonts w:ascii="Times New Roman" w:hAnsi="Times New Roman" w:cs="Times New Roman"/>
-          <w:sz w:val="28"/>
-          <w:szCs w:val="28"/>
-        </w:rPr>
-        <w:t xml:space="preserve"> nowadays.html:</w:t>
+        <w:t>сторінки з фото</w:t>
+      </w:r>
+      <w:r>
+        <w:rPr>
+          <w:rFonts w:ascii="Times New Roman" w:hAnsi="Times New Roman" w:cs="Times New Roman"/>
+          <w:sz w:val="28"/>
+          <w:szCs w:val="28"/>
+        </w:rPr>
+        <w:t xml:space="preserve"> gallery.html</w:t>
+      </w:r>
+      <w:r>
+        <w:rPr>
+          <w:rFonts w:ascii="Times New Roman" w:hAnsi="Times New Roman" w:cs="Times New Roman"/>
+          <w:sz w:val="28"/>
+          <w:szCs w:val="28"/>
+        </w:rPr>
+        <w:t xml:space="preserve"> / </w:t>
+      </w:r>
+      <w:r>
+        <w:rPr>
+          <w:rFonts w:ascii="Times New Roman" w:hAnsi="Times New Roman" w:cs="Times New Roman"/>
+          <w:sz w:val="28"/>
+          <w:szCs w:val="28"/>
+        </w:rPr>
+        <w:t>gallery</w:t>
+      </w:r>
+      <w:r>
+        <w:rPr>
+          <w:rFonts w:ascii="Times New Roman" w:hAnsi="Times New Roman" w:cs="Times New Roman"/>
+          <w:sz w:val="28"/>
+          <w:szCs w:val="28"/>
+        </w:rPr>
+        <w:t>.css</w:t>
+      </w:r>
+      <w:r>
+        <w:rPr>
+          <w:rFonts w:ascii="Times New Roman" w:hAnsi="Times New Roman" w:cs="Times New Roman"/>
+          <w:sz w:val="28"/>
+          <w:szCs w:val="28"/>
+        </w:rPr>
+        <w:t>:</w:t>
       </w:r>
     </w:p>
     <w:p>
@@ -2317,31 +2763,7 @@
           <w:sz w:val="28"/>
           <w:szCs w:val="28"/>
         </w:rPr>
-        <w:t xml:space="preserve">У ненумерованому списку </w:t>
-      </w:r>
-      <w:r>
-        <w:rPr>
-          <w:rFonts w:ascii="Times New Roman" w:hAnsi="Times New Roman" w:cs="Times New Roman"/>
-          <w:sz w:val="28"/>
-          <w:szCs w:val="28"/>
-        </w:rPr>
-        <w:t>зроблено</w:t>
-      </w:r>
-      <w:r>
-        <w:rPr>
-          <w:rFonts w:ascii="Times New Roman" w:hAnsi="Times New Roman" w:cs="Times New Roman"/>
-          <w:sz w:val="28"/>
-          <w:szCs w:val="28"/>
-        </w:rPr>
-        <w:t xml:space="preserve"> чергування кольору фону (сірий для непарних, білий для парних</w:t>
-      </w:r>
-      <w:r>
-        <w:rPr>
-          <w:rFonts w:ascii="Times New Roman" w:hAnsi="Times New Roman" w:cs="Times New Roman"/>
-          <w:sz w:val="28"/>
-          <w:szCs w:val="28"/>
-        </w:rPr>
-        <w:t>).</w:t>
+        <w:t>Змінено HTML-структуру: зображення обгорнуто у рівнозначні блоки.</w:t>
       </w:r>
     </w:p>
     <w:p>
@@ -2364,88 +2786,7 @@
           <w:sz w:val="28"/>
           <w:szCs w:val="28"/>
         </w:rPr>
-        <w:t>Для 3-го та 5-го елементів нумерованого списку налаштовано зміну курсору на вказівник (</w:t>
-      </w:r>
-      <w:proofErr w:type="spellStart"/>
-      <w:r>
-        <w:rPr>
-          <w:rFonts w:ascii="Times New Roman" w:hAnsi="Times New Roman" w:cs="Times New Roman"/>
-          <w:sz w:val="28"/>
-          <w:szCs w:val="28"/>
-        </w:rPr>
-        <w:t>pointer</w:t>
-      </w:r>
-      <w:proofErr w:type="spellEnd"/>
-      <w:r>
-        <w:rPr>
-          <w:rFonts w:ascii="Times New Roman" w:hAnsi="Times New Roman" w:cs="Times New Roman"/>
-          <w:sz w:val="28"/>
-          <w:szCs w:val="28"/>
-        </w:rPr>
-        <w:t>) при наведенні, а 4-му елементу задано окремий помаранчевий колір фону.</w:t>
-      </w:r>
-    </w:p>
-    <w:p>
-      <w:pPr>
-        <w:numPr>
-          <w:ilvl w:val="0"/>
-          <w:numId w:val="2"/>
-        </w:numPr>
-        <w:spacing w:line="360" w:lineRule="auto"/>
-        <w:jc w:val="both"/>
-        <w:rPr>
-          <w:rFonts w:ascii="Times New Roman" w:hAnsi="Times New Roman" w:cs="Times New Roman"/>
-          <w:sz w:val="28"/>
-          <w:szCs w:val="28"/>
-        </w:rPr>
-      </w:pPr>
-      <w:r>
-        <w:rPr>
-          <w:rFonts w:ascii="Times New Roman" w:hAnsi="Times New Roman" w:cs="Times New Roman"/>
-          <w:sz w:val="28"/>
-          <w:szCs w:val="28"/>
-        </w:rPr>
-        <w:t>Оформлення</w:t>
-      </w:r>
-      <w:r>
-        <w:rPr>
-          <w:rFonts w:ascii="Times New Roman" w:hAnsi="Times New Roman" w:cs="Times New Roman"/>
-          <w:sz w:val="28"/>
-          <w:szCs w:val="28"/>
-        </w:rPr>
-        <w:t xml:space="preserve"> </w:t>
-      </w:r>
-      <w:r>
-        <w:rPr>
-          <w:rFonts w:ascii="Times New Roman" w:hAnsi="Times New Roman" w:cs="Times New Roman"/>
-          <w:sz w:val="28"/>
-          <w:szCs w:val="28"/>
-        </w:rPr>
-        <w:t>сторінки з</w:t>
-      </w:r>
-      <w:r>
-        <w:rPr>
-          <w:rFonts w:ascii="Times New Roman" w:hAnsi="Times New Roman" w:cs="Times New Roman"/>
-          <w:sz w:val="28"/>
-          <w:szCs w:val="28"/>
-        </w:rPr>
-        <w:t xml:space="preserve"> </w:t>
-      </w:r>
-      <w:r>
-        <w:rPr>
-          <w:rFonts w:ascii="Times New Roman" w:hAnsi="Times New Roman" w:cs="Times New Roman"/>
-          <w:sz w:val="28"/>
-          <w:szCs w:val="28"/>
-        </w:rPr>
-        <w:t xml:space="preserve">переліком друзів </w:t>
-      </w:r>
-      <w:r>
-        <w:rPr>
-          <w:rFonts w:ascii="Times New Roman" w:hAnsi="Times New Roman" w:cs="Times New Roman"/>
-          <w:sz w:val="28"/>
-          <w:szCs w:val="28"/>
-        </w:rPr>
-        <w:t>friends.html:</w:t>
+        <w:t>Для вирівнювання елементів всередині карток було застосовано CSS Grid не лише для колонок, а й для рядків. Властивість grid-template-rows: 60px 1fr дозволила зафіксувати однакову висоту для заголовків різного розміру та відцентрувати самі зображення по вертикалі й горизонталі, уникаючи зсувів.</w:t>
       </w:r>
     </w:p>
     <w:p>
@@ -2468,39 +2809,51 @@
           <w:sz w:val="28"/>
           <w:szCs w:val="28"/>
         </w:rPr>
-        <w:t>У т</w:t>
-      </w:r>
-      <w:r>
-        <w:rPr>
-          <w:rFonts w:ascii="Times New Roman" w:hAnsi="Times New Roman" w:cs="Times New Roman"/>
-          <w:sz w:val="28"/>
-          <w:szCs w:val="28"/>
-        </w:rPr>
-        <w:t>аблиці налаштовано границі, відступи тексту від</w:t>
-      </w:r>
-      <w:r>
-        <w:rPr>
-          <w:rFonts w:ascii="Times New Roman" w:hAnsi="Times New Roman" w:cs="Times New Roman"/>
-          <w:sz w:val="28"/>
-          <w:szCs w:val="28"/>
-        </w:rPr>
-        <w:t xml:space="preserve"> </w:t>
-      </w:r>
-      <w:r>
-        <w:rPr>
-          <w:rFonts w:ascii="Times New Roman" w:hAnsi="Times New Roman" w:cs="Times New Roman"/>
-          <w:sz w:val="28"/>
-          <w:szCs w:val="28"/>
-        </w:rPr>
-        <w:t>границь і вирівнювання.</w:t>
-      </w:r>
-    </w:p>
-    <w:p>
-      <w:pPr>
-        <w:numPr>
-          <w:ilvl w:val="1"/>
-          <w:numId w:val="8"/>
-        </w:numPr>
+        <w:t xml:space="preserve">Адаптивність забезпечено через медіазапити @media: на мобільних пристроях картки займають 100% ширини (12 колонок), на планшетах </w:t>
+      </w:r>
+      <w:r>
+        <w:rPr>
+          <w:rFonts w:ascii="Times New Roman" w:hAnsi="Times New Roman" w:cs="Times New Roman"/>
+          <w:sz w:val="28"/>
+          <w:szCs w:val="28"/>
+        </w:rPr>
+        <w:t>–</w:t>
+      </w:r>
+      <w:r>
+        <w:rPr>
+          <w:rFonts w:ascii="Times New Roman" w:hAnsi="Times New Roman" w:cs="Times New Roman"/>
+          <w:sz w:val="28"/>
+          <w:szCs w:val="28"/>
+        </w:rPr>
+        <w:t xml:space="preserve"> 50% і 100% ширини (6 і 12 колонок), а на десктопах </w:t>
+      </w:r>
+      <w:r>
+        <w:rPr>
+          <w:rFonts w:ascii="Times New Roman" w:hAnsi="Times New Roman" w:cs="Times New Roman"/>
+          <w:sz w:val="28"/>
+          <w:szCs w:val="28"/>
+        </w:rPr>
+        <w:t>–</w:t>
+      </w:r>
+      <w:r>
+        <w:rPr>
+          <w:rFonts w:ascii="Times New Roman" w:hAnsi="Times New Roman" w:cs="Times New Roman"/>
+          <w:sz w:val="28"/>
+          <w:szCs w:val="28"/>
+        </w:rPr>
+        <w:t xml:space="preserve"> перші два зображення займають по 25% ширини (по 3 колонки), тоді як третє зображення займає 50% ширини (6 колонок)</w:t>
+      </w:r>
+      <w:r>
+        <w:rPr>
+          <w:rFonts w:ascii="Times New Roman" w:hAnsi="Times New Roman" w:cs="Times New Roman"/>
+          <w:sz w:val="28"/>
+          <w:szCs w:val="28"/>
+        </w:rPr>
+        <w:t>.</w:t>
+      </w:r>
+    </w:p>
+    <w:p>
+      <w:pPr>
         <w:spacing w:line="360" w:lineRule="auto"/>
         <w:jc w:val="both"/>
         <w:rPr>
@@ -2509,395 +2862,6 @@
           <w:szCs w:val="28"/>
         </w:rPr>
       </w:pPr>
-      <w:r>
-        <w:rPr>
-          <w:rFonts w:ascii="Times New Roman" w:hAnsi="Times New Roman" w:cs="Times New Roman"/>
-          <w:sz w:val="28"/>
-          <w:szCs w:val="28"/>
-        </w:rPr>
-        <w:t>Заголовковий рядок таблиці стилізовано зеленим фоном із білим напівжирним текстом по центру.</w:t>
-      </w:r>
-    </w:p>
-    <w:p>
-      <w:pPr>
-        <w:numPr>
-          <w:ilvl w:val="1"/>
-          <w:numId w:val="8"/>
-        </w:numPr>
-        <w:spacing w:line="360" w:lineRule="auto"/>
-        <w:jc w:val="both"/>
-        <w:rPr>
-          <w:rFonts w:ascii="Times New Roman" w:hAnsi="Times New Roman" w:cs="Times New Roman"/>
-          <w:sz w:val="28"/>
-          <w:szCs w:val="28"/>
-        </w:rPr>
-      </w:pPr>
-      <w:r>
-        <w:rPr>
-          <w:rFonts w:ascii="Times New Roman" w:hAnsi="Times New Roman" w:cs="Times New Roman"/>
-          <w:sz w:val="28"/>
-          <w:szCs w:val="28"/>
-        </w:rPr>
-        <w:t xml:space="preserve">Рядки з даними </w:t>
-      </w:r>
-      <w:r>
-        <w:rPr>
-          <w:rFonts w:ascii="Times New Roman" w:hAnsi="Times New Roman" w:cs="Times New Roman"/>
-          <w:sz w:val="28"/>
-          <w:szCs w:val="28"/>
-        </w:rPr>
-        <w:t>від</w:t>
-      </w:r>
-      <w:r>
-        <w:rPr>
-          <w:rFonts w:ascii="Times New Roman" w:hAnsi="Times New Roman" w:cs="Times New Roman"/>
-          <w:sz w:val="28"/>
-          <w:szCs w:val="28"/>
-        </w:rPr>
-        <w:t>форматовано чергуванням кольорів (сірий/білий).</w:t>
-      </w:r>
-    </w:p>
-    <w:p>
-      <w:pPr>
-        <w:numPr>
-          <w:ilvl w:val="1"/>
-          <w:numId w:val="8"/>
-        </w:numPr>
-        <w:spacing w:line="360" w:lineRule="auto"/>
-        <w:jc w:val="both"/>
-        <w:rPr>
-          <w:rFonts w:ascii="Times New Roman" w:hAnsi="Times New Roman" w:cs="Times New Roman"/>
-          <w:sz w:val="28"/>
-          <w:szCs w:val="28"/>
-        </w:rPr>
-      </w:pPr>
-      <w:r>
-        <w:rPr>
-          <w:rFonts w:ascii="Times New Roman" w:hAnsi="Times New Roman" w:cs="Times New Roman"/>
-          <w:sz w:val="28"/>
-          <w:szCs w:val="28"/>
-        </w:rPr>
-        <w:t xml:space="preserve">Елементи останнього стовпця </w:t>
-      </w:r>
-      <w:r>
-        <w:rPr>
-          <w:rFonts w:ascii="Times New Roman" w:hAnsi="Times New Roman" w:cs="Times New Roman"/>
-          <w:sz w:val="28"/>
-          <w:szCs w:val="28"/>
-        </w:rPr>
-        <w:t>вирівняно</w:t>
-      </w:r>
-      <w:r>
-        <w:rPr>
-          <w:rFonts w:ascii="Times New Roman" w:hAnsi="Times New Roman" w:cs="Times New Roman"/>
-          <w:sz w:val="28"/>
-          <w:szCs w:val="28"/>
-        </w:rPr>
-        <w:t xml:space="preserve"> по правому краю.</w:t>
-      </w:r>
-    </w:p>
-    <w:p>
-      <w:pPr>
-        <w:numPr>
-          <w:ilvl w:val="0"/>
-          <w:numId w:val="2"/>
-        </w:numPr>
-        <w:spacing w:line="360" w:lineRule="auto"/>
-        <w:jc w:val="both"/>
-        <w:rPr>
-          <w:rFonts w:ascii="Times New Roman" w:hAnsi="Times New Roman" w:cs="Times New Roman"/>
-          <w:sz w:val="28"/>
-          <w:szCs w:val="28"/>
-        </w:rPr>
-      </w:pPr>
-      <w:r>
-        <w:rPr>
-          <w:rFonts w:ascii="Times New Roman" w:hAnsi="Times New Roman" w:cs="Times New Roman"/>
-          <w:sz w:val="28"/>
-          <w:szCs w:val="28"/>
-        </w:rPr>
-        <w:t>Оформлення</w:t>
-      </w:r>
-      <w:r>
-        <w:rPr>
-          <w:rFonts w:ascii="Times New Roman" w:hAnsi="Times New Roman" w:cs="Times New Roman"/>
-          <w:sz w:val="28"/>
-          <w:szCs w:val="28"/>
-        </w:rPr>
-        <w:t xml:space="preserve"> </w:t>
-      </w:r>
-      <w:r>
-        <w:rPr>
-          <w:rFonts w:ascii="Times New Roman" w:hAnsi="Times New Roman" w:cs="Times New Roman"/>
-          <w:sz w:val="28"/>
-          <w:szCs w:val="28"/>
-        </w:rPr>
-        <w:t>сторінки з фото</w:t>
-      </w:r>
-      <w:r>
-        <w:rPr>
-          <w:rFonts w:ascii="Times New Roman" w:hAnsi="Times New Roman" w:cs="Times New Roman"/>
-          <w:sz w:val="28"/>
-          <w:szCs w:val="28"/>
-        </w:rPr>
-        <w:t xml:space="preserve"> gallery.html:</w:t>
-      </w:r>
-    </w:p>
-    <w:p>
-      <w:pPr>
-        <w:numPr>
-          <w:ilvl w:val="1"/>
-          <w:numId w:val="8"/>
-        </w:numPr>
-        <w:spacing w:line="360" w:lineRule="auto"/>
-        <w:jc w:val="both"/>
-        <w:rPr>
-          <w:rFonts w:ascii="Times New Roman" w:hAnsi="Times New Roman" w:cs="Times New Roman"/>
-          <w:sz w:val="28"/>
-          <w:szCs w:val="28"/>
-        </w:rPr>
-      </w:pPr>
-      <w:r>
-        <w:rPr>
-          <w:rFonts w:ascii="Times New Roman" w:hAnsi="Times New Roman" w:cs="Times New Roman"/>
-          <w:sz w:val="28"/>
-          <w:szCs w:val="28"/>
-        </w:rPr>
-        <w:t>Заголовки та зображення вирівняно по центру</w:t>
-      </w:r>
-      <w:r>
-        <w:rPr>
-          <w:rFonts w:ascii="Times New Roman" w:hAnsi="Times New Roman" w:cs="Times New Roman"/>
-          <w:sz w:val="28"/>
-          <w:szCs w:val="28"/>
-        </w:rPr>
-        <w:t>.</w:t>
-      </w:r>
-    </w:p>
-    <w:p>
-      <w:pPr>
-        <w:numPr>
-          <w:ilvl w:val="1"/>
-          <w:numId w:val="8"/>
-        </w:numPr>
-        <w:spacing w:line="360" w:lineRule="auto"/>
-        <w:jc w:val="both"/>
-        <w:rPr>
-          <w:rFonts w:ascii="Times New Roman" w:hAnsi="Times New Roman" w:cs="Times New Roman"/>
-          <w:sz w:val="28"/>
-          <w:szCs w:val="28"/>
-        </w:rPr>
-      </w:pPr>
-      <w:r>
-        <w:rPr>
-          <w:rFonts w:ascii="Times New Roman" w:hAnsi="Times New Roman" w:cs="Times New Roman"/>
-          <w:sz w:val="28"/>
-          <w:szCs w:val="28"/>
-        </w:rPr>
-        <w:t>Задано відносні розміри для підзаголовків &lt;h3&gt;</w:t>
-      </w:r>
-      <w:r>
-        <w:rPr>
-          <w:rFonts w:ascii="Times New Roman" w:hAnsi="Times New Roman" w:cs="Times New Roman"/>
-          <w:sz w:val="28"/>
-          <w:szCs w:val="28"/>
-        </w:rPr>
-        <w:t xml:space="preserve">: </w:t>
-      </w:r>
-      <w:r>
-        <w:rPr>
-          <w:rFonts w:ascii="Times New Roman" w:hAnsi="Times New Roman" w:cs="Times New Roman"/>
-          <w:sz w:val="28"/>
-          <w:szCs w:val="28"/>
-        </w:rPr>
-        <w:t xml:space="preserve"> заголовок «Зображення у цій папці» на 30% менши</w:t>
-      </w:r>
-      <w:r>
-        <w:rPr>
-          <w:rFonts w:ascii="Times New Roman" w:hAnsi="Times New Roman" w:cs="Times New Roman"/>
-          <w:sz w:val="28"/>
-          <w:szCs w:val="28"/>
-        </w:rPr>
-        <w:t>й, ніж</w:t>
-      </w:r>
-      <w:r>
-        <w:rPr>
-          <w:rFonts w:ascii="Times New Roman" w:hAnsi="Times New Roman" w:cs="Times New Roman"/>
-          <w:sz w:val="28"/>
-          <w:szCs w:val="28"/>
-        </w:rPr>
-        <w:t xml:space="preserve"> «Мої</w:t>
-      </w:r>
-      <w:r>
-        <w:rPr>
-          <w:rFonts w:ascii="Times New Roman" w:hAnsi="Times New Roman" w:cs="Times New Roman"/>
-          <w:sz w:val="28"/>
-          <w:szCs w:val="28"/>
-        </w:rPr>
-        <w:t xml:space="preserve"> </w:t>
-      </w:r>
-      <w:r>
-        <w:rPr>
-          <w:rFonts w:ascii="Times New Roman" w:hAnsi="Times New Roman" w:cs="Times New Roman"/>
-          <w:sz w:val="28"/>
-          <w:szCs w:val="28"/>
-        </w:rPr>
-        <w:t>зображення»</w:t>
-      </w:r>
-      <w:r>
-        <w:rPr>
-          <w:rFonts w:ascii="Times New Roman" w:hAnsi="Times New Roman" w:cs="Times New Roman"/>
-          <w:sz w:val="28"/>
-          <w:szCs w:val="28"/>
-        </w:rPr>
-        <w:t xml:space="preserve">, </w:t>
-      </w:r>
-      <w:r>
-        <w:rPr>
-          <w:rFonts w:ascii="Times New Roman" w:hAnsi="Times New Roman" w:cs="Times New Roman"/>
-          <w:sz w:val="28"/>
-          <w:szCs w:val="28"/>
-        </w:rPr>
-        <w:t xml:space="preserve">«Зображення у папці </w:t>
-      </w:r>
-      <w:proofErr w:type="spellStart"/>
-      <w:r>
-        <w:rPr>
-          <w:rFonts w:ascii="Times New Roman" w:hAnsi="Times New Roman" w:cs="Times New Roman"/>
-          <w:sz w:val="28"/>
-          <w:szCs w:val="28"/>
-        </w:rPr>
-        <w:t>images</w:t>
-      </w:r>
-      <w:proofErr w:type="spellEnd"/>
-      <w:r>
-        <w:rPr>
-          <w:rFonts w:ascii="Times New Roman" w:hAnsi="Times New Roman" w:cs="Times New Roman"/>
-          <w:sz w:val="28"/>
-          <w:szCs w:val="28"/>
-        </w:rPr>
-        <w:t>» на 30% більши</w:t>
-      </w:r>
-      <w:r>
-        <w:rPr>
-          <w:rFonts w:ascii="Times New Roman" w:hAnsi="Times New Roman" w:cs="Times New Roman"/>
-          <w:sz w:val="28"/>
-          <w:szCs w:val="28"/>
-        </w:rPr>
-        <w:t>й</w:t>
-      </w:r>
-      <w:r>
-        <w:rPr>
-          <w:rFonts w:ascii="Times New Roman" w:hAnsi="Times New Roman" w:cs="Times New Roman"/>
-          <w:sz w:val="28"/>
-          <w:szCs w:val="28"/>
-        </w:rPr>
-        <w:t xml:space="preserve">, </w:t>
-      </w:r>
-      <w:r>
-        <w:rPr>
-          <w:rFonts w:ascii="Times New Roman" w:hAnsi="Times New Roman" w:cs="Times New Roman"/>
-          <w:sz w:val="28"/>
-          <w:szCs w:val="28"/>
-        </w:rPr>
-        <w:t>ніж</w:t>
-      </w:r>
-      <w:r>
-        <w:rPr>
-          <w:rFonts w:ascii="Times New Roman" w:hAnsi="Times New Roman" w:cs="Times New Roman"/>
-          <w:sz w:val="28"/>
-          <w:szCs w:val="28"/>
-        </w:rPr>
-        <w:t xml:space="preserve"> «Мої</w:t>
-      </w:r>
-      <w:r>
-        <w:rPr>
-          <w:rFonts w:ascii="Times New Roman" w:hAnsi="Times New Roman" w:cs="Times New Roman"/>
-          <w:sz w:val="28"/>
-          <w:szCs w:val="28"/>
-        </w:rPr>
-        <w:t xml:space="preserve"> </w:t>
-      </w:r>
-      <w:r>
-        <w:rPr>
-          <w:rFonts w:ascii="Times New Roman" w:hAnsi="Times New Roman" w:cs="Times New Roman"/>
-          <w:sz w:val="28"/>
-          <w:szCs w:val="28"/>
-        </w:rPr>
-        <w:t>зображення»</w:t>
-      </w:r>
-      <w:r>
-        <w:rPr>
-          <w:rFonts w:ascii="Times New Roman" w:hAnsi="Times New Roman" w:cs="Times New Roman"/>
-          <w:sz w:val="28"/>
-          <w:szCs w:val="28"/>
-        </w:rPr>
-        <w:t>,</w:t>
-      </w:r>
-      <w:r>
-        <w:rPr>
-          <w:rFonts w:ascii="Times New Roman" w:hAnsi="Times New Roman" w:cs="Times New Roman"/>
-          <w:sz w:val="28"/>
-          <w:szCs w:val="28"/>
-        </w:rPr>
-        <w:t xml:space="preserve"> «Зображення онлайн» </w:t>
-      </w:r>
-      <w:r>
-        <w:rPr>
-          <w:rFonts w:ascii="Times New Roman" w:hAnsi="Times New Roman" w:cs="Times New Roman"/>
-          <w:sz w:val="28"/>
-          <w:szCs w:val="28"/>
-        </w:rPr>
-        <w:t>на 30% більши</w:t>
-      </w:r>
-      <w:r>
-        <w:rPr>
-          <w:rFonts w:ascii="Times New Roman" w:hAnsi="Times New Roman" w:cs="Times New Roman"/>
-          <w:sz w:val="28"/>
-          <w:szCs w:val="28"/>
-        </w:rPr>
-        <w:t>й</w:t>
-      </w:r>
-      <w:r>
-        <w:rPr>
-          <w:rFonts w:ascii="Times New Roman" w:hAnsi="Times New Roman" w:cs="Times New Roman"/>
-          <w:sz w:val="28"/>
-          <w:szCs w:val="28"/>
-        </w:rPr>
-        <w:t xml:space="preserve">, </w:t>
-      </w:r>
-      <w:r>
-        <w:rPr>
-          <w:rFonts w:ascii="Times New Roman" w:hAnsi="Times New Roman" w:cs="Times New Roman"/>
-          <w:sz w:val="28"/>
-          <w:szCs w:val="28"/>
-        </w:rPr>
-        <w:t>ніж</w:t>
-      </w:r>
-      <w:r>
-        <w:rPr>
-          <w:rFonts w:ascii="Times New Roman" w:hAnsi="Times New Roman" w:cs="Times New Roman"/>
-          <w:sz w:val="28"/>
-          <w:szCs w:val="28"/>
-        </w:rPr>
-        <w:t xml:space="preserve"> «Зображення у</w:t>
-      </w:r>
-      <w:r>
-        <w:rPr>
-          <w:rFonts w:ascii="Times New Roman" w:hAnsi="Times New Roman" w:cs="Times New Roman"/>
-          <w:sz w:val="28"/>
-          <w:szCs w:val="28"/>
-        </w:rPr>
-        <w:t xml:space="preserve"> </w:t>
-      </w:r>
-      <w:r>
-        <w:rPr>
-          <w:rFonts w:ascii="Times New Roman" w:hAnsi="Times New Roman" w:cs="Times New Roman"/>
-          <w:sz w:val="28"/>
-          <w:szCs w:val="28"/>
-        </w:rPr>
-        <w:t>папці».</w:t>
-      </w:r>
     </w:p>
     <w:p>
       <w:pPr>
@@ -2913,12 +2877,7 @@
           <w:szCs w:val="32"/>
         </w:rPr>
       </w:pPr>
-    </w:p>
-    <w:p>
-      <w:pPr>
-        <w:spacing w:line="360" w:lineRule="auto"/>
-        <w:ind w:left="360"/>
-        <w:jc w:val="center"/>
+      <w:r>
         <w:rPr>
           <w:rFonts w:ascii="Times New Roman" w:eastAsia="Times New Roman" w:hAnsi="Times New Roman" w:cs="Times New Roman"/>
           <w:b/>
@@ -2927,6 +2886,224 @@
           <w:sz w:val="32"/>
           <w:szCs w:val="32"/>
         </w:rPr>
+        <w:t>Декларація про використання генеративного штучного інтелекту</w:t>
+      </w:r>
+    </w:p>
+    <w:p>
+      <w:pPr>
+        <w:spacing w:line="360" w:lineRule="auto"/>
+        <w:ind w:left="360" w:firstLine="348"/>
+        <w:jc w:val="both"/>
+        <w:rPr>
+          <w:rFonts w:ascii="Times New Roman" w:hAnsi="Times New Roman" w:cs="Times New Roman"/>
+          <w:sz w:val="28"/>
+          <w:szCs w:val="28"/>
+        </w:rPr>
+      </w:pPr>
+      <w:r>
+        <w:rPr>
+          <w:rFonts w:ascii="Times New Roman" w:hAnsi="Times New Roman" w:cs="Times New Roman"/>
+          <w:sz w:val="28"/>
+          <w:szCs w:val="28"/>
+        </w:rPr>
+        <w:t xml:space="preserve">Під час виконання роботи було використано інструмент Gemini </w:t>
+      </w:r>
+      <w:r>
+        <w:rPr>
+          <w:rFonts w:ascii="Times New Roman" w:hAnsi="Times New Roman" w:cs="Times New Roman"/>
+          <w:sz w:val="28"/>
+          <w:szCs w:val="28"/>
+        </w:rPr>
+        <w:t xml:space="preserve">3.8 </w:t>
+      </w:r>
+      <w:r>
+        <w:rPr>
+          <w:rFonts w:ascii="Times New Roman" w:hAnsi="Times New Roman" w:cs="Times New Roman"/>
+          <w:sz w:val="28"/>
+          <w:szCs w:val="28"/>
+        </w:rPr>
+        <w:t>Flash</w:t>
+      </w:r>
+      <w:r>
+        <w:rPr>
+          <w:rFonts w:ascii="Times New Roman" w:hAnsi="Times New Roman" w:cs="Times New Roman"/>
+          <w:sz w:val="28"/>
+          <w:szCs w:val="28"/>
+        </w:rPr>
+        <w:t xml:space="preserve"> </w:t>
+      </w:r>
+      <w:r>
+        <w:rPr>
+          <w:rFonts w:ascii="Times New Roman" w:hAnsi="Times New Roman" w:cs="Times New Roman"/>
+          <w:sz w:val="28"/>
+          <w:szCs w:val="28"/>
+        </w:rPr>
+        <w:t xml:space="preserve">для </w:t>
+      </w:r>
+      <w:r>
+        <w:rPr>
+          <w:rFonts w:ascii="Times New Roman" w:hAnsi="Times New Roman" w:cs="Times New Roman"/>
+          <w:sz w:val="28"/>
+          <w:szCs w:val="28"/>
+        </w:rPr>
+        <w:t xml:space="preserve">щодо виправлення </w:t>
+      </w:r>
+      <w:r>
+        <w:rPr>
+          <w:rFonts w:ascii="Times New Roman" w:hAnsi="Times New Roman" w:cs="Times New Roman"/>
+          <w:sz w:val="28"/>
+          <w:szCs w:val="28"/>
+        </w:rPr>
+        <w:t>проблем</w:t>
+      </w:r>
+      <w:r>
+        <w:rPr>
+          <w:rFonts w:ascii="Times New Roman" w:hAnsi="Times New Roman" w:cs="Times New Roman"/>
+          <w:sz w:val="28"/>
+          <w:szCs w:val="28"/>
+        </w:rPr>
+        <w:t xml:space="preserve"> у відображенні елементів</w:t>
+      </w:r>
+      <w:r>
+        <w:rPr>
+          <w:rFonts w:ascii="Times New Roman" w:hAnsi="Times New Roman" w:cs="Times New Roman"/>
+          <w:sz w:val="28"/>
+          <w:szCs w:val="28"/>
+        </w:rPr>
+        <w:t>, а також для консультацій</w:t>
+      </w:r>
+      <w:r>
+        <w:rPr>
+          <w:rFonts w:ascii="Times New Roman" w:hAnsi="Times New Roman" w:cs="Times New Roman"/>
+          <w:sz w:val="28"/>
+          <w:szCs w:val="28"/>
+        </w:rPr>
+        <w:t xml:space="preserve"> щодо </w:t>
+      </w:r>
+      <w:r>
+        <w:rPr>
+          <w:rFonts w:ascii="Times New Roman" w:hAnsi="Times New Roman" w:cs="Times New Roman"/>
+          <w:sz w:val="28"/>
+          <w:szCs w:val="28"/>
+        </w:rPr>
+        <w:t>роботи властивостей позиціонуванн</w:t>
+      </w:r>
+      <w:r>
+        <w:rPr>
+          <w:rFonts w:ascii="Times New Roman" w:hAnsi="Times New Roman" w:cs="Times New Roman"/>
+          <w:sz w:val="28"/>
+          <w:szCs w:val="28"/>
+        </w:rPr>
+        <w:t xml:space="preserve">я та </w:t>
+      </w:r>
+      <w:r>
+        <w:rPr>
+          <w:rFonts w:ascii="Times New Roman" w:hAnsi="Times New Roman" w:cs="Times New Roman"/>
+          <w:sz w:val="28"/>
+          <w:szCs w:val="28"/>
+        </w:rPr>
+        <w:t>вирівнювання</w:t>
+      </w:r>
+      <w:r>
+        <w:rPr>
+          <w:rFonts w:ascii="Times New Roman" w:hAnsi="Times New Roman" w:cs="Times New Roman"/>
+          <w:sz w:val="28"/>
+          <w:szCs w:val="28"/>
+        </w:rPr>
+        <w:t>. Увесь поданий результат, структуру вебсторінок HTML</w:t>
+      </w:r>
+      <w:r>
+        <w:rPr>
+          <w:rFonts w:ascii="Times New Roman" w:hAnsi="Times New Roman" w:cs="Times New Roman"/>
+          <w:sz w:val="28"/>
+          <w:szCs w:val="28"/>
+        </w:rPr>
+        <w:t xml:space="preserve"> та </w:t>
+      </w:r>
+      <w:r>
+        <w:rPr>
+          <w:rFonts w:ascii="Times New Roman" w:hAnsi="Times New Roman" w:cs="Times New Roman"/>
+          <w:sz w:val="28"/>
+          <w:szCs w:val="28"/>
+        </w:rPr>
+        <w:t>CSS-оформлення</w:t>
+      </w:r>
+      <w:r>
+        <w:rPr>
+          <w:rFonts w:ascii="Times New Roman" w:hAnsi="Times New Roman" w:cs="Times New Roman"/>
+          <w:sz w:val="28"/>
+          <w:szCs w:val="28"/>
+        </w:rPr>
+        <w:t xml:space="preserve"> </w:t>
+      </w:r>
+      <w:r>
+        <w:rPr>
+          <w:rFonts w:ascii="Times New Roman" w:hAnsi="Times New Roman" w:cs="Times New Roman"/>
+          <w:sz w:val="28"/>
+          <w:szCs w:val="28"/>
+        </w:rPr>
+        <w:t>реалізовано й оформлено здобувачем власноруч. Здобувач бере на себе повну відповідальність за коректність результатів та зміст лабораторної роботи.</w:t>
+      </w:r>
+    </w:p>
+    <w:p>
+      <w:pPr>
+        <w:spacing w:line="360" w:lineRule="auto"/>
+        <w:ind w:left="360" w:firstLine="348"/>
+        <w:jc w:val="both"/>
+        <w:rPr>
+          <w:rFonts w:ascii="Times New Roman" w:hAnsi="Times New Roman" w:cs="Times New Roman"/>
+          <w:sz w:val="28"/>
+          <w:szCs w:val="28"/>
+          <w:lang w:val="en-US"/>
+        </w:rPr>
+      </w:pPr>
+    </w:p>
+    <w:p>
+      <w:pPr>
+        <w:spacing w:line="360" w:lineRule="auto"/>
+        <w:ind w:left="360" w:firstLine="348"/>
+        <w:jc w:val="both"/>
+        <w:rPr>
+          <w:rFonts w:ascii="Times New Roman" w:hAnsi="Times New Roman" w:cs="Times New Roman"/>
+          <w:sz w:val="28"/>
+          <w:szCs w:val="28"/>
+        </w:rPr>
+      </w:pPr>
+    </w:p>
+    <w:p>
+      <w:pPr>
+        <w:spacing w:line="360" w:lineRule="auto"/>
+        <w:ind w:left="360" w:firstLine="348"/>
+        <w:jc w:val="both"/>
+        <w:rPr>
+          <w:rFonts w:ascii="Times New Roman" w:hAnsi="Times New Roman" w:cs="Times New Roman"/>
+          <w:sz w:val="28"/>
+          <w:szCs w:val="28"/>
+        </w:rPr>
+      </w:pPr>
+    </w:p>
+    <w:p>
+      <w:pPr>
+        <w:spacing w:line="360" w:lineRule="auto"/>
+        <w:ind w:left="360" w:firstLine="348"/>
+        <w:jc w:val="both"/>
+        <w:rPr>
+          <w:rFonts w:ascii="Times New Roman" w:hAnsi="Times New Roman" w:cs="Times New Roman"/>
+          <w:sz w:val="28"/>
+          <w:szCs w:val="28"/>
+        </w:rPr>
+      </w:pPr>
+    </w:p>
+    <w:p>
+      <w:pPr>
+        <w:spacing w:line="360" w:lineRule="auto"/>
+        <w:ind w:left="360" w:firstLine="348"/>
+        <w:jc w:val="both"/>
+        <w:rPr>
+          <w:rFonts w:ascii="Times New Roman" w:hAnsi="Times New Roman" w:cs="Times New Roman"/>
+          <w:sz w:val="28"/>
+          <w:szCs w:val="28"/>
+        </w:rPr>
       </w:pPr>
     </w:p>
     <w:p>
@@ -2943,10 +3120,7 @@
           <w:szCs w:val="32"/>
         </w:rPr>
       </w:pPr>
-    </w:p>
-    <w:p>
-      <w:pPr>
-        <w:spacing w:line="360" w:lineRule="auto"/>
+      <w:r>
         <w:rPr>
           <w:rFonts w:ascii="Times New Roman" w:eastAsia="Times New Roman" w:hAnsi="Times New Roman" w:cs="Times New Roman"/>
           <w:b/>
@@ -2955,33 +3129,8 @@
           <w:sz w:val="32"/>
           <w:szCs w:val="32"/>
         </w:rPr>
-      </w:pPr>
-    </w:p>
-    <w:p>
-      <w:pPr>
-        <w:spacing w:line="360" w:lineRule="auto"/>
-        <w:ind w:left="360"/>
-        <w:jc w:val="center"/>
-        <w:rPr>
-          <w:rFonts w:ascii="Times New Roman" w:eastAsia="Times New Roman" w:hAnsi="Times New Roman" w:cs="Times New Roman"/>
-          <w:b/>
-          <w:bCs/>
-          <w:color w:val="000000" w:themeColor="text1"/>
-          <w:sz w:val="32"/>
-          <w:szCs w:val="32"/>
-        </w:rPr>
-      </w:pPr>
-      <w:r>
-        <w:rPr>
-          <w:rFonts w:ascii="Times New Roman" w:eastAsia="Times New Roman" w:hAnsi="Times New Roman" w:cs="Times New Roman"/>
-          <w:b/>
-          <w:bCs/>
-          <w:color w:val="000000" w:themeColor="text1"/>
-          <w:sz w:val="32"/>
-          <w:szCs w:val="32"/>
-        </w:rPr>
         <w:lastRenderedPageBreak/>
-        <w:t>Декларація про використання генеративного штучного інтелекту</w:t>
+        <w:t>Висновки</w:t>
       </w:r>
     </w:p>
     <w:p>
@@ -2990,198 +3139,6 @@
         <w:ind w:left="360" w:firstLine="348"/>
         <w:jc w:val="both"/>
         <w:rPr>
-          <w:rFonts w:ascii="Times New Roman" w:hAnsi="Times New Roman" w:cs="Times New Roman"/>
-          <w:sz w:val="28"/>
-          <w:szCs w:val="28"/>
-        </w:rPr>
-      </w:pPr>
-      <w:r>
-        <w:rPr>
-          <w:rFonts w:ascii="Times New Roman" w:hAnsi="Times New Roman" w:cs="Times New Roman"/>
-          <w:sz w:val="28"/>
-          <w:szCs w:val="28"/>
-        </w:rPr>
-        <w:t xml:space="preserve">Під час виконання роботи було використано інструмент </w:t>
-      </w:r>
-      <w:proofErr w:type="spellStart"/>
-      <w:r>
-        <w:rPr>
-          <w:rFonts w:ascii="Times New Roman" w:hAnsi="Times New Roman" w:cs="Times New Roman"/>
-          <w:sz w:val="28"/>
-          <w:szCs w:val="28"/>
-        </w:rPr>
-        <w:t>Gemini</w:t>
-      </w:r>
-      <w:proofErr w:type="spellEnd"/>
-      <w:r>
-        <w:rPr>
-          <w:rFonts w:ascii="Times New Roman" w:hAnsi="Times New Roman" w:cs="Times New Roman"/>
-          <w:sz w:val="28"/>
-          <w:szCs w:val="28"/>
-        </w:rPr>
-        <w:t xml:space="preserve"> </w:t>
-      </w:r>
-      <w:r>
-        <w:rPr>
-          <w:rFonts w:ascii="Times New Roman" w:hAnsi="Times New Roman" w:cs="Times New Roman"/>
-          <w:sz w:val="28"/>
-          <w:szCs w:val="28"/>
-        </w:rPr>
-        <w:t xml:space="preserve">3.8 </w:t>
-      </w:r>
-      <w:proofErr w:type="spellStart"/>
-      <w:r>
-        <w:rPr>
-          <w:rFonts w:ascii="Times New Roman" w:hAnsi="Times New Roman" w:cs="Times New Roman"/>
-          <w:sz w:val="28"/>
-          <w:szCs w:val="28"/>
-        </w:rPr>
-        <w:t>Flash</w:t>
-      </w:r>
-      <w:proofErr w:type="spellEnd"/>
-      <w:r>
-        <w:rPr>
-          <w:rFonts w:ascii="Times New Roman" w:hAnsi="Times New Roman" w:cs="Times New Roman"/>
-          <w:sz w:val="28"/>
-          <w:szCs w:val="28"/>
-        </w:rPr>
-        <w:t xml:space="preserve"> </w:t>
-      </w:r>
-      <w:r>
-        <w:rPr>
-          <w:rFonts w:ascii="Times New Roman" w:hAnsi="Times New Roman" w:cs="Times New Roman"/>
-          <w:sz w:val="28"/>
-          <w:szCs w:val="28"/>
-        </w:rPr>
-        <w:t xml:space="preserve">для </w:t>
-      </w:r>
-      <w:r>
-        <w:rPr>
-          <w:rFonts w:ascii="Times New Roman" w:hAnsi="Times New Roman" w:cs="Times New Roman"/>
-          <w:sz w:val="28"/>
-          <w:szCs w:val="28"/>
-        </w:rPr>
-        <w:t>генерації CSS-селекторів</w:t>
-      </w:r>
-      <w:r>
-        <w:rPr>
-          <w:rFonts w:ascii="Times New Roman" w:hAnsi="Times New Roman" w:cs="Times New Roman"/>
-          <w:sz w:val="28"/>
-          <w:szCs w:val="28"/>
-        </w:rPr>
-        <w:t xml:space="preserve">, а також для консультацій щодо виправлення помилок у </w:t>
-      </w:r>
-      <w:r>
-        <w:rPr>
-          <w:rFonts w:ascii="Times New Roman" w:hAnsi="Times New Roman" w:cs="Times New Roman"/>
-          <w:sz w:val="28"/>
-          <w:szCs w:val="28"/>
-        </w:rPr>
-        <w:t>стилістиці</w:t>
-      </w:r>
-      <w:r>
-        <w:rPr>
-          <w:rFonts w:ascii="Times New Roman" w:hAnsi="Times New Roman" w:cs="Times New Roman"/>
-          <w:sz w:val="28"/>
-          <w:szCs w:val="28"/>
-        </w:rPr>
-        <w:t xml:space="preserve">. Увесь поданий результат, структуру </w:t>
-      </w:r>
-      <w:proofErr w:type="spellStart"/>
-      <w:r>
-        <w:rPr>
-          <w:rFonts w:ascii="Times New Roman" w:hAnsi="Times New Roman" w:cs="Times New Roman"/>
-          <w:sz w:val="28"/>
-          <w:szCs w:val="28"/>
-        </w:rPr>
-        <w:t>вебсторінок</w:t>
-      </w:r>
-      <w:proofErr w:type="spellEnd"/>
-      <w:r>
-        <w:rPr>
-          <w:rFonts w:ascii="Times New Roman" w:hAnsi="Times New Roman" w:cs="Times New Roman"/>
-          <w:sz w:val="28"/>
-          <w:szCs w:val="28"/>
-        </w:rPr>
-        <w:t xml:space="preserve"> HTML</w:t>
-      </w:r>
-      <w:r>
-        <w:rPr>
-          <w:rFonts w:ascii="Times New Roman" w:hAnsi="Times New Roman" w:cs="Times New Roman"/>
-          <w:sz w:val="28"/>
-          <w:szCs w:val="28"/>
-        </w:rPr>
-        <w:t xml:space="preserve"> та </w:t>
-      </w:r>
-      <w:r>
-        <w:rPr>
-          <w:rFonts w:ascii="Times New Roman" w:hAnsi="Times New Roman" w:cs="Times New Roman"/>
-          <w:sz w:val="28"/>
-          <w:szCs w:val="28"/>
-        </w:rPr>
-        <w:t>CSS-оформлення</w:t>
-      </w:r>
-      <w:r>
-        <w:rPr>
-          <w:rFonts w:ascii="Times New Roman" w:hAnsi="Times New Roman" w:cs="Times New Roman"/>
-          <w:sz w:val="28"/>
-          <w:szCs w:val="28"/>
-        </w:rPr>
-        <w:t xml:space="preserve"> </w:t>
-      </w:r>
-      <w:r>
-        <w:rPr>
-          <w:rFonts w:ascii="Times New Roman" w:hAnsi="Times New Roman" w:cs="Times New Roman"/>
-          <w:sz w:val="28"/>
-          <w:szCs w:val="28"/>
-        </w:rPr>
-        <w:t>реалізовано й оформлено здобувачем власноруч. Здобувач бере на себе повну відповідальність за коректність результатів та зміст лабораторної роботи.</w:t>
-      </w:r>
-    </w:p>
-    <w:p>
-      <w:pPr>
-        <w:spacing w:line="360" w:lineRule="auto"/>
-        <w:ind w:left="360" w:firstLine="348"/>
-        <w:jc w:val="both"/>
-        <w:rPr>
-          <w:rFonts w:ascii="Times New Roman" w:hAnsi="Times New Roman" w:cs="Times New Roman"/>
-          <w:sz w:val="28"/>
-          <w:szCs w:val="28"/>
-        </w:rPr>
-      </w:pPr>
-    </w:p>
-    <w:p>
-      <w:pPr>
-        <w:spacing w:line="360" w:lineRule="auto"/>
-        <w:ind w:left="360"/>
-        <w:jc w:val="center"/>
-        <w:rPr>
-          <w:rFonts w:ascii="Times New Roman" w:eastAsia="Times New Roman" w:hAnsi="Times New Roman" w:cs="Times New Roman"/>
-          <w:b/>
-          <w:bCs/>
-          <w:color w:val="000000" w:themeColor="text1"/>
-          <w:sz w:val="32"/>
-          <w:szCs w:val="32"/>
-        </w:rPr>
-      </w:pPr>
-      <w:r>
-        <w:rPr>
-          <w:rFonts w:ascii="Times New Roman" w:eastAsia="Times New Roman" w:hAnsi="Times New Roman" w:cs="Times New Roman"/>
-          <w:b/>
-          <w:bCs/>
-          <w:color w:val="000000" w:themeColor="text1"/>
-          <w:sz w:val="32"/>
-          <w:szCs w:val="32"/>
-        </w:rPr>
-        <w:t>Висновки</w:t>
-      </w:r>
-    </w:p>
-    <w:p>
-      <w:pPr>
-        <w:spacing w:line="360" w:lineRule="auto"/>
-        <w:ind w:left="360" w:firstLine="348"/>
-        <w:jc w:val="both"/>
-        <w:rPr>
           <w:rFonts w:ascii="Times New Roman" w:eastAsia="Times New Roman" w:hAnsi="Times New Roman" w:cs="Times New Roman"/>
           <w:color w:val="000000" w:themeColor="text1"/>
           <w:sz w:val="28"/>
@@ -3195,27 +3152,7 @@
           <w:sz w:val="28"/>
           <w:szCs w:val="28"/>
         </w:rPr>
-        <w:t xml:space="preserve">Під час виконання лабораторної роботи було практично засвоєно принципи оформлення та стилізації </w:t>
-      </w:r>
-      <w:proofErr w:type="spellStart"/>
-      <w:r>
-        <w:rPr>
-          <w:rFonts w:ascii="Times New Roman" w:eastAsia="Times New Roman" w:hAnsi="Times New Roman" w:cs="Times New Roman"/>
-          <w:color w:val="000000" w:themeColor="text1"/>
-          <w:sz w:val="28"/>
-          <w:szCs w:val="28"/>
-        </w:rPr>
-        <w:t>вебсторінок</w:t>
-      </w:r>
-      <w:proofErr w:type="spellEnd"/>
-      <w:r>
-        <w:rPr>
-          <w:rFonts w:ascii="Times New Roman" w:eastAsia="Times New Roman" w:hAnsi="Times New Roman" w:cs="Times New Roman"/>
-          <w:color w:val="000000" w:themeColor="text1"/>
-          <w:sz w:val="28"/>
-          <w:szCs w:val="28"/>
-        </w:rPr>
-        <w:t xml:space="preserve"> за допомогою CSS.</w:t>
+        <w:t>Під час виконання лабораторної роботи було практично засвоєно принципи створення адаптивного дизайну вебсторінок за допомогою CSS.</w:t>
       </w:r>
     </w:p>
     <w:p>
@@ -3263,7 +3200,25 @@
           <w:sz w:val="28"/>
           <w:szCs w:val="28"/>
         </w:rPr>
-        <w:t>Засвоєно синтаксис та принципи підключення внутрішніх таблиць стилів.</w:t>
+        <w:t xml:space="preserve">Розділено розмітку і стилізацію в різні файли для кращої читабельності та </w:t>
+      </w:r>
+      <w:r>
+        <w:rPr>
+          <w:rFonts w:ascii="Times New Roman" w:eastAsia="Times New Roman" w:hAnsi="Times New Roman" w:cs="Times New Roman"/>
+          <w:color w:val="000000" w:themeColor="text1"/>
+          <w:sz w:val="28"/>
+          <w:szCs w:val="28"/>
+        </w:rPr>
+        <w:t>відокремлення структури від оформлення</w:t>
+      </w:r>
+      <w:r>
+        <w:rPr>
+          <w:rFonts w:ascii="Times New Roman" w:eastAsia="Times New Roman" w:hAnsi="Times New Roman" w:cs="Times New Roman"/>
+          <w:color w:val="000000" w:themeColor="text1"/>
+          <w:sz w:val="28"/>
+          <w:szCs w:val="28"/>
+        </w:rPr>
+        <w:t>;</w:t>
       </w:r>
     </w:p>
     <w:p>
@@ -3289,7 +3244,7 @@
           <w:sz w:val="28"/>
           <w:szCs w:val="28"/>
         </w:rPr>
-        <w:t xml:space="preserve">Відпрацьовано використання базових селекторів (за тегом, класом, ідентифікатором) та комбінаторів (нащадків, дочірніх елементів) для </w:t>
+        <w:t xml:space="preserve">Набуто навички використання медіазапитів @media для адаптації </w:t>
       </w:r>
       <w:r>
         <w:rPr>
@@ -3298,7 +3253,7 @@
           <w:sz w:val="28"/>
           <w:szCs w:val="28"/>
         </w:rPr>
-        <w:t xml:space="preserve">стилізації потрібних </w:t>
+        <w:t xml:space="preserve">розмірів елементів та тексту </w:t>
       </w:r>
       <w:r>
         <w:rPr>
@@ -3306,18 +3261,8 @@
           <w:color w:val="000000" w:themeColor="text1"/>
           <w:sz w:val="28"/>
           <w:szCs w:val="28"/>
-          <w:lang w:val="en-US"/>
-        </w:rPr>
-        <w:t>HTML-</w:t>
-      </w:r>
-      <w:r>
-        <w:rPr>
-          <w:rFonts w:ascii="Times New Roman" w:eastAsia="Times New Roman" w:hAnsi="Times New Roman" w:cs="Times New Roman"/>
-          <w:color w:val="000000" w:themeColor="text1"/>
-          <w:sz w:val="28"/>
-          <w:szCs w:val="28"/>
-        </w:rPr>
-        <w:t>елементів.</w:t>
+        </w:rPr>
+        <w:t>під екрани різної ширини;</w:t>
       </w:r>
     </w:p>
     <w:p>
@@ -3343,9 +3288,8 @@
           <w:sz w:val="28"/>
           <w:szCs w:val="28"/>
         </w:rPr>
-        <w:t xml:space="preserve">Отримано навички застосування </w:t>
-      </w:r>
-      <w:proofErr w:type="spellStart"/>
+        <w:t>Досліджено</w:t>
+      </w:r>
       <w:r>
         <w:rPr>
           <w:rFonts w:ascii="Times New Roman" w:eastAsia="Times New Roman" w:hAnsi="Times New Roman" w:cs="Times New Roman"/>
@@ -3353,9 +3297,8 @@
           <w:sz w:val="28"/>
           <w:szCs w:val="28"/>
         </w:rPr>
-        <w:t>псевдокласів</w:t>
-      </w:r>
-      <w:proofErr w:type="spellEnd"/>
+        <w:t xml:space="preserve">  обгортання контенту у блоки для гнучкої зміни їхньої пропорцій</w:t>
+      </w:r>
       <w:r>
         <w:rPr>
           <w:rFonts w:ascii="Times New Roman" w:eastAsia="Times New Roman" w:hAnsi="Times New Roman" w:cs="Times New Roman"/>
@@ -3363,9 +3306,8 @@
           <w:sz w:val="28"/>
           <w:szCs w:val="28"/>
         </w:rPr>
-        <w:t xml:space="preserve"> стану (:</w:t>
-      </w:r>
-      <w:proofErr w:type="spellStart"/>
+        <w:t xml:space="preserve"> та позиціонування</w:t>
+      </w:r>
       <w:r>
         <w:rPr>
           <w:rFonts w:ascii="Times New Roman" w:eastAsia="Times New Roman" w:hAnsi="Times New Roman" w:cs="Times New Roman"/>
@@ -3373,77 +3315,7 @@
           <w:sz w:val="28"/>
           <w:szCs w:val="28"/>
         </w:rPr>
-        <w:t>hover</w:t>
-      </w:r>
-      <w:proofErr w:type="spellEnd"/>
-      <w:r>
-        <w:rPr>
-          <w:rFonts w:ascii="Times New Roman" w:eastAsia="Times New Roman" w:hAnsi="Times New Roman" w:cs="Times New Roman"/>
-          <w:color w:val="000000" w:themeColor="text1"/>
-          <w:sz w:val="28"/>
-          <w:szCs w:val="28"/>
-        </w:rPr>
-        <w:t>, :</w:t>
-      </w:r>
-      <w:proofErr w:type="spellStart"/>
-      <w:r>
-        <w:rPr>
-          <w:rFonts w:ascii="Times New Roman" w:eastAsia="Times New Roman" w:hAnsi="Times New Roman" w:cs="Times New Roman"/>
-          <w:color w:val="000000" w:themeColor="text1"/>
-          <w:sz w:val="28"/>
-          <w:szCs w:val="28"/>
-        </w:rPr>
-        <w:t>active</w:t>
-      </w:r>
-      <w:proofErr w:type="spellEnd"/>
-      <w:r>
-        <w:rPr>
-          <w:rFonts w:ascii="Times New Roman" w:eastAsia="Times New Roman" w:hAnsi="Times New Roman" w:cs="Times New Roman"/>
-          <w:color w:val="000000" w:themeColor="text1"/>
-          <w:sz w:val="28"/>
-          <w:szCs w:val="28"/>
-        </w:rPr>
-        <w:t>, :</w:t>
-      </w:r>
-      <w:proofErr w:type="spellStart"/>
-      <w:r>
-        <w:rPr>
-          <w:rFonts w:ascii="Times New Roman" w:eastAsia="Times New Roman" w:hAnsi="Times New Roman" w:cs="Times New Roman"/>
-          <w:color w:val="000000" w:themeColor="text1"/>
-          <w:sz w:val="28"/>
-          <w:szCs w:val="28"/>
-        </w:rPr>
-        <w:t>link</w:t>
-      </w:r>
-      <w:proofErr w:type="spellEnd"/>
-      <w:r>
-        <w:rPr>
-          <w:rFonts w:ascii="Times New Roman" w:eastAsia="Times New Roman" w:hAnsi="Times New Roman" w:cs="Times New Roman"/>
-          <w:color w:val="000000" w:themeColor="text1"/>
-          <w:sz w:val="28"/>
-          <w:szCs w:val="28"/>
-        </w:rPr>
-        <w:t>, :</w:t>
-      </w:r>
-      <w:proofErr w:type="spellStart"/>
-      <w:r>
-        <w:rPr>
-          <w:rFonts w:ascii="Times New Roman" w:eastAsia="Times New Roman" w:hAnsi="Times New Roman" w:cs="Times New Roman"/>
-          <w:color w:val="000000" w:themeColor="text1"/>
-          <w:sz w:val="28"/>
-          <w:szCs w:val="28"/>
-        </w:rPr>
-        <w:t>visited</w:t>
-      </w:r>
-      <w:proofErr w:type="spellEnd"/>
-      <w:r>
-        <w:rPr>
-          <w:rFonts w:ascii="Times New Roman" w:eastAsia="Times New Roman" w:hAnsi="Times New Roman" w:cs="Times New Roman"/>
-          <w:color w:val="000000" w:themeColor="text1"/>
-          <w:sz w:val="28"/>
-          <w:szCs w:val="28"/>
-        </w:rPr>
-        <w:t>) для створення елементів навігації.</w:t>
+        <w:t xml:space="preserve"> залежно від пристрою;</w:t>
       </w:r>
     </w:p>
     <w:p>
@@ -3469,9 +3341,8 @@
           <w:sz w:val="28"/>
           <w:szCs w:val="28"/>
         </w:rPr>
-        <w:t xml:space="preserve">Досліджено механізми </w:t>
-      </w:r>
-      <w:proofErr w:type="spellStart"/>
+        <w:t xml:space="preserve">Практично застосовано </w:t>
+      </w:r>
       <w:r>
         <w:rPr>
           <w:rFonts w:ascii="Times New Roman" w:eastAsia="Times New Roman" w:hAnsi="Times New Roman" w:cs="Times New Roman"/>
@@ -3479,9 +3350,8 @@
           <w:sz w:val="28"/>
           <w:szCs w:val="28"/>
         </w:rPr>
-        <w:t>псевдокласів</w:t>
-      </w:r>
-      <w:proofErr w:type="spellEnd"/>
+        <w:t>12-колонков</w:t>
+      </w:r>
       <w:r>
         <w:rPr>
           <w:rFonts w:ascii="Times New Roman" w:eastAsia="Times New Roman" w:hAnsi="Times New Roman" w:cs="Times New Roman"/>
@@ -3489,9 +3359,8 @@
           <w:sz w:val="28"/>
           <w:szCs w:val="28"/>
         </w:rPr>
-        <w:t xml:space="preserve"> (:</w:t>
-      </w:r>
-      <w:proofErr w:type="spellStart"/>
+        <w:t>у</w:t>
+      </w:r>
       <w:r>
         <w:rPr>
           <w:rFonts w:ascii="Times New Roman" w:eastAsia="Times New Roman" w:hAnsi="Times New Roman" w:cs="Times New Roman"/>
@@ -3499,9 +3368,8 @@
           <w:sz w:val="28"/>
           <w:szCs w:val="28"/>
         </w:rPr>
-        <w:t>nth-child</w:t>
-      </w:r>
-      <w:proofErr w:type="spellEnd"/>
+        <w:t xml:space="preserve"> модел</w:t>
+      </w:r>
       <w:r>
         <w:rPr>
           <w:rFonts w:ascii="Times New Roman" w:eastAsia="Times New Roman" w:hAnsi="Times New Roman" w:cs="Times New Roman"/>
@@ -3509,25 +3377,17 @@
           <w:sz w:val="28"/>
           <w:szCs w:val="28"/>
         </w:rPr>
-        <w:t>) для створення чергування кольорів (смугастого дизайну) у списках та таблицях.</w:t>
-      </w:r>
-    </w:p>
-    <w:p>
-      <w:pPr>
-        <w:pStyle w:val="a9"/>
-        <w:numPr>
-          <w:ilvl w:val="0"/>
-          <w:numId w:val="7"/>
-        </w:numPr>
-        <w:spacing w:line="360" w:lineRule="auto"/>
-        <w:jc w:val="both"/>
+        <w:t>ь</w:t>
+      </w:r>
+      <w:r>
         <w:rPr>
           <w:rFonts w:ascii="Times New Roman" w:eastAsia="Times New Roman" w:hAnsi="Times New Roman" w:cs="Times New Roman"/>
           <w:color w:val="000000" w:themeColor="text1"/>
           <w:sz w:val="28"/>
           <w:szCs w:val="28"/>
         </w:rPr>
-      </w:pPr>
+        <w:t xml:space="preserve"> сітки</w:t>
+      </w:r>
       <w:r>
         <w:rPr>
           <w:rFonts w:ascii="Times New Roman" w:eastAsia="Times New Roman" w:hAnsi="Times New Roman" w:cs="Times New Roman"/>
@@ -3535,7 +3395,34 @@
           <w:sz w:val="28"/>
           <w:szCs w:val="28"/>
         </w:rPr>
-        <w:t>Опановано використання відносних одиниць вимірювання для адаптивного масштабування</w:t>
+        <w:t xml:space="preserve"> </w:t>
+      </w:r>
+      <w:r>
+        <w:rPr>
+          <w:rFonts w:ascii="Times New Roman" w:eastAsia="Times New Roman" w:hAnsi="Times New Roman" w:cs="Times New Roman"/>
+          <w:color w:val="000000" w:themeColor="text1"/>
+          <w:sz w:val="28"/>
+          <w:szCs w:val="28"/>
+        </w:rPr>
+        <w:t xml:space="preserve">та реалізовано </w:t>
+      </w:r>
+      <w:r>
+        <w:rPr>
+          <w:rFonts w:ascii="Times New Roman" w:eastAsia="Times New Roman" w:hAnsi="Times New Roman" w:cs="Times New Roman"/>
+          <w:color w:val="000000" w:themeColor="text1"/>
+          <w:sz w:val="28"/>
+          <w:szCs w:val="28"/>
+        </w:rPr>
+        <w:t xml:space="preserve">за допомогою </w:t>
+      </w:r>
+      <w:r>
+        <w:rPr>
+          <w:rFonts w:ascii="Times New Roman" w:eastAsia="Times New Roman" w:hAnsi="Times New Roman" w:cs="Times New Roman"/>
+          <w:color w:val="000000" w:themeColor="text1"/>
+          <w:sz w:val="28"/>
+          <w:szCs w:val="28"/>
+        </w:rPr>
+        <w:t>CSS Grid Layout</w:t>
       </w:r>
       <w:r>
         <w:rPr>
@@ -3918,6 +3805,539 @@
     </w:lvl>
   </w:abstractNum>
   <w:abstractNum w:abstractNumId="3" w15:restartNumberingAfterBreak="0">
+    <w:nsid w:val="1C8D0255"/>
+    <w:multiLevelType w:val="multilevel"/>
+    <w:tmpl w:val="6B647BFA"/>
+    <w:lvl w:ilvl="0">
+      <w:start w:val="1"/>
+      <w:numFmt w:val="bullet"/>
+      <w:lvlText w:val=""/>
+      <w:lvlJc w:val="left"/>
+      <w:pPr>
+        <w:tabs>
+          <w:tab w:val="num" w:pos="720"/>
+        </w:tabs>
+        <w:ind w:left="720" w:hanging="360"/>
+      </w:pPr>
+      <w:rPr>
+        <w:rFonts w:ascii="Symbol" w:hAnsi="Symbol" w:hint="default"/>
+        <w:sz w:val="20"/>
+      </w:rPr>
+    </w:lvl>
+    <w:lvl w:ilvl="1" w:tentative="1">
+      <w:start w:val="1"/>
+      <w:numFmt w:val="bullet"/>
+      <w:lvlText w:val="o"/>
+      <w:lvlJc w:val="left"/>
+      <w:pPr>
+        <w:tabs>
+          <w:tab w:val="num" w:pos="1440"/>
+        </w:tabs>
+        <w:ind w:left="1440" w:hanging="360"/>
+      </w:pPr>
+      <w:rPr>
+        <w:rFonts w:ascii="Courier New" w:hAnsi="Courier New" w:hint="default"/>
+        <w:sz w:val="20"/>
+      </w:rPr>
+    </w:lvl>
+    <w:lvl w:ilvl="2" w:tentative="1">
+      <w:start w:val="1"/>
+      <w:numFmt w:val="bullet"/>
+      <w:lvlText w:val=""/>
+      <w:lvlJc w:val="left"/>
+      <w:pPr>
+        <w:tabs>
+          <w:tab w:val="num" w:pos="2160"/>
+        </w:tabs>
+        <w:ind w:left="2160" w:hanging="360"/>
+      </w:pPr>
+      <w:rPr>
+        <w:rFonts w:ascii="Wingdings" w:hAnsi="Wingdings" w:hint="default"/>
+        <w:sz w:val="20"/>
+      </w:rPr>
+    </w:lvl>
+    <w:lvl w:ilvl="3" w:tentative="1">
+      <w:start w:val="1"/>
+      <w:numFmt w:val="bullet"/>
+      <w:lvlText w:val=""/>
+      <w:lvlJc w:val="left"/>
+      <w:pPr>
+        <w:tabs>
+          <w:tab w:val="num" w:pos="2880"/>
+        </w:tabs>
+        <w:ind w:left="2880" w:hanging="360"/>
+      </w:pPr>
+      <w:rPr>
+        <w:rFonts w:ascii="Wingdings" w:hAnsi="Wingdings" w:hint="default"/>
+        <w:sz w:val="20"/>
+      </w:rPr>
+    </w:lvl>
+    <w:lvl w:ilvl="4" w:tentative="1">
+      <w:start w:val="1"/>
+      <w:numFmt w:val="bullet"/>
+      <w:lvlText w:val=""/>
+      <w:lvlJc w:val="left"/>
+      <w:pPr>
+        <w:tabs>
+          <w:tab w:val="num" w:pos="3600"/>
+        </w:tabs>
+        <w:ind w:left="3600" w:hanging="360"/>
+      </w:pPr>
+      <w:rPr>
+        <w:rFonts w:ascii="Wingdings" w:hAnsi="Wingdings" w:hint="default"/>
+        <w:sz w:val="20"/>
+      </w:rPr>
+    </w:lvl>
+    <w:lvl w:ilvl="5" w:tentative="1">
+      <w:start w:val="1"/>
+      <w:numFmt w:val="bullet"/>
+      <w:lvlText w:val=""/>
+      <w:lvlJc w:val="left"/>
+      <w:pPr>
+        <w:tabs>
+          <w:tab w:val="num" w:pos="4320"/>
+        </w:tabs>
+        <w:ind w:left="4320" w:hanging="360"/>
+      </w:pPr>
+      <w:rPr>
+        <w:rFonts w:ascii="Wingdings" w:hAnsi="Wingdings" w:hint="default"/>
+        <w:sz w:val="20"/>
+      </w:rPr>
+    </w:lvl>
+    <w:lvl w:ilvl="6" w:tentative="1">
+      <w:start w:val="1"/>
+      <w:numFmt w:val="bullet"/>
+      <w:lvlText w:val=""/>
+      <w:lvlJc w:val="left"/>
+      <w:pPr>
+        <w:tabs>
+          <w:tab w:val="num" w:pos="5040"/>
+        </w:tabs>
+        <w:ind w:left="5040" w:hanging="360"/>
+      </w:pPr>
+      <w:rPr>
+        <w:rFonts w:ascii="Wingdings" w:hAnsi="Wingdings" w:hint="default"/>
+        <w:sz w:val="20"/>
+      </w:rPr>
+    </w:lvl>
+    <w:lvl w:ilvl="7" w:tentative="1">
+      <w:start w:val="1"/>
+      <w:numFmt w:val="bullet"/>
+      <w:lvlText w:val=""/>
+      <w:lvlJc w:val="left"/>
+      <w:pPr>
+        <w:tabs>
+          <w:tab w:val="num" w:pos="5760"/>
+        </w:tabs>
+        <w:ind w:left="5760" w:hanging="360"/>
+      </w:pPr>
+      <w:rPr>
+        <w:rFonts w:ascii="Wingdings" w:hAnsi="Wingdings" w:hint="default"/>
+        <w:sz w:val="20"/>
+      </w:rPr>
+    </w:lvl>
+    <w:lvl w:ilvl="8" w:tentative="1">
+      <w:start w:val="1"/>
+      <w:numFmt w:val="bullet"/>
+      <w:lvlText w:val=""/>
+      <w:lvlJc w:val="left"/>
+      <w:pPr>
+        <w:tabs>
+          <w:tab w:val="num" w:pos="6480"/>
+        </w:tabs>
+        <w:ind w:left="6480" w:hanging="360"/>
+      </w:pPr>
+      <w:rPr>
+        <w:rFonts w:ascii="Wingdings" w:hAnsi="Wingdings" w:hint="default"/>
+        <w:sz w:val="20"/>
+      </w:rPr>
+    </w:lvl>
+  </w:abstractNum>
+  <w:abstractNum w:abstractNumId="4" w15:restartNumberingAfterBreak="0">
+    <w:nsid w:val="1E4D2A08"/>
+    <w:multiLevelType w:val="multilevel"/>
+    <w:tmpl w:val="46A0E482"/>
+    <w:lvl w:ilvl="0">
+      <w:start w:val="1"/>
+      <w:numFmt w:val="bullet"/>
+      <w:lvlText w:val=""/>
+      <w:lvlJc w:val="left"/>
+      <w:pPr>
+        <w:tabs>
+          <w:tab w:val="num" w:pos="720"/>
+        </w:tabs>
+        <w:ind w:left="720" w:hanging="360"/>
+      </w:pPr>
+      <w:rPr>
+        <w:rFonts w:ascii="Symbol" w:hAnsi="Symbol" w:hint="default"/>
+        <w:sz w:val="20"/>
+      </w:rPr>
+    </w:lvl>
+    <w:lvl w:ilvl="1" w:tentative="1">
+      <w:start w:val="1"/>
+      <w:numFmt w:val="bullet"/>
+      <w:lvlText w:val="o"/>
+      <w:lvlJc w:val="left"/>
+      <w:pPr>
+        <w:tabs>
+          <w:tab w:val="num" w:pos="1440"/>
+        </w:tabs>
+        <w:ind w:left="1440" w:hanging="360"/>
+      </w:pPr>
+      <w:rPr>
+        <w:rFonts w:ascii="Courier New" w:hAnsi="Courier New" w:hint="default"/>
+        <w:sz w:val="20"/>
+      </w:rPr>
+    </w:lvl>
+    <w:lvl w:ilvl="2" w:tentative="1">
+      <w:start w:val="1"/>
+      <w:numFmt w:val="bullet"/>
+      <w:lvlText w:val=""/>
+      <w:lvlJc w:val="left"/>
+      <w:pPr>
+        <w:tabs>
+          <w:tab w:val="num" w:pos="2160"/>
+        </w:tabs>
+        <w:ind w:left="2160" w:hanging="360"/>
+      </w:pPr>
+      <w:rPr>
+        <w:rFonts w:ascii="Wingdings" w:hAnsi="Wingdings" w:hint="default"/>
+        <w:sz w:val="20"/>
+      </w:rPr>
+    </w:lvl>
+    <w:lvl w:ilvl="3" w:tentative="1">
+      <w:start w:val="1"/>
+      <w:numFmt w:val="bullet"/>
+      <w:lvlText w:val=""/>
+      <w:lvlJc w:val="left"/>
+      <w:pPr>
+        <w:tabs>
+          <w:tab w:val="num" w:pos="2880"/>
+        </w:tabs>
+        <w:ind w:left="2880" w:hanging="360"/>
+      </w:pPr>
+      <w:rPr>
+        <w:rFonts w:ascii="Wingdings" w:hAnsi="Wingdings" w:hint="default"/>
+        <w:sz w:val="20"/>
+      </w:rPr>
+    </w:lvl>
+    <w:lvl w:ilvl="4" w:tentative="1">
+      <w:start w:val="1"/>
+      <w:numFmt w:val="bullet"/>
+      <w:lvlText w:val=""/>
+      <w:lvlJc w:val="left"/>
+      <w:pPr>
+        <w:tabs>
+          <w:tab w:val="num" w:pos="3600"/>
+        </w:tabs>
+        <w:ind w:left="3600" w:hanging="360"/>
+      </w:pPr>
+      <w:rPr>
+        <w:rFonts w:ascii="Wingdings" w:hAnsi="Wingdings" w:hint="default"/>
+        <w:sz w:val="20"/>
+      </w:rPr>
+    </w:lvl>
+    <w:lvl w:ilvl="5" w:tentative="1">
+      <w:start w:val="1"/>
+      <w:numFmt w:val="bullet"/>
+      <w:lvlText w:val=""/>
+      <w:lvlJc w:val="left"/>
+      <w:pPr>
+        <w:tabs>
+          <w:tab w:val="num" w:pos="4320"/>
+        </w:tabs>
+        <w:ind w:left="4320" w:hanging="360"/>
+      </w:pPr>
+      <w:rPr>
+        <w:rFonts w:ascii="Wingdings" w:hAnsi="Wingdings" w:hint="default"/>
+        <w:sz w:val="20"/>
+      </w:rPr>
+    </w:lvl>
+    <w:lvl w:ilvl="6" w:tentative="1">
+      <w:start w:val="1"/>
+      <w:numFmt w:val="bullet"/>
+      <w:lvlText w:val=""/>
+      <w:lvlJc w:val="left"/>
+      <w:pPr>
+        <w:tabs>
+          <w:tab w:val="num" w:pos="5040"/>
+        </w:tabs>
+        <w:ind w:left="5040" w:hanging="360"/>
+      </w:pPr>
+      <w:rPr>
+        <w:rFonts w:ascii="Wingdings" w:hAnsi="Wingdings" w:hint="default"/>
+        <w:sz w:val="20"/>
+      </w:rPr>
+    </w:lvl>
+    <w:lvl w:ilvl="7" w:tentative="1">
+      <w:start w:val="1"/>
+      <w:numFmt w:val="bullet"/>
+      <w:lvlText w:val=""/>
+      <w:lvlJc w:val="left"/>
+      <w:pPr>
+        <w:tabs>
+          <w:tab w:val="num" w:pos="5760"/>
+        </w:tabs>
+        <w:ind w:left="5760" w:hanging="360"/>
+      </w:pPr>
+      <w:rPr>
+        <w:rFonts w:ascii="Wingdings" w:hAnsi="Wingdings" w:hint="default"/>
+        <w:sz w:val="20"/>
+      </w:rPr>
+    </w:lvl>
+    <w:lvl w:ilvl="8" w:tentative="1">
+      <w:start w:val="1"/>
+      <w:numFmt w:val="bullet"/>
+      <w:lvlText w:val=""/>
+      <w:lvlJc w:val="left"/>
+      <w:pPr>
+        <w:tabs>
+          <w:tab w:val="num" w:pos="6480"/>
+        </w:tabs>
+        <w:ind w:left="6480" w:hanging="360"/>
+      </w:pPr>
+      <w:rPr>
+        <w:rFonts w:ascii="Wingdings" w:hAnsi="Wingdings" w:hint="default"/>
+        <w:sz w:val="20"/>
+      </w:rPr>
+    </w:lvl>
+  </w:abstractNum>
+  <w:abstractNum w:abstractNumId="5" w15:restartNumberingAfterBreak="0">
+    <w:nsid w:val="1EBD7CEF"/>
+    <w:multiLevelType w:val="multilevel"/>
+    <w:tmpl w:val="7A324528"/>
+    <w:lvl w:ilvl="0">
+      <w:start w:val="1"/>
+      <w:numFmt w:val="bullet"/>
+      <w:lvlText w:val=""/>
+      <w:lvlJc w:val="left"/>
+      <w:pPr>
+        <w:tabs>
+          <w:tab w:val="num" w:pos="720"/>
+        </w:tabs>
+        <w:ind w:left="720" w:hanging="360"/>
+      </w:pPr>
+      <w:rPr>
+        <w:rFonts w:ascii="Symbol" w:hAnsi="Symbol" w:hint="default"/>
+        <w:sz w:val="20"/>
+      </w:rPr>
+    </w:lvl>
+    <w:lvl w:ilvl="1" w:tentative="1">
+      <w:start w:val="1"/>
+      <w:numFmt w:val="bullet"/>
+      <w:lvlText w:val="o"/>
+      <w:lvlJc w:val="left"/>
+      <w:pPr>
+        <w:tabs>
+          <w:tab w:val="num" w:pos="1440"/>
+        </w:tabs>
+        <w:ind w:left="1440" w:hanging="360"/>
+      </w:pPr>
+      <w:rPr>
+        <w:rFonts w:ascii="Courier New" w:hAnsi="Courier New" w:hint="default"/>
+        <w:sz w:val="20"/>
+      </w:rPr>
+    </w:lvl>
+    <w:lvl w:ilvl="2" w:tentative="1">
+      <w:start w:val="1"/>
+      <w:numFmt w:val="bullet"/>
+      <w:lvlText w:val=""/>
+      <w:lvlJc w:val="left"/>
+      <w:pPr>
+        <w:tabs>
+          <w:tab w:val="num" w:pos="2160"/>
+        </w:tabs>
+        <w:ind w:left="2160" w:hanging="360"/>
+      </w:pPr>
+      <w:rPr>
+        <w:rFonts w:ascii="Wingdings" w:hAnsi="Wingdings" w:hint="default"/>
+        <w:sz w:val="20"/>
+      </w:rPr>
+    </w:lvl>
+    <w:lvl w:ilvl="3" w:tentative="1">
+      <w:start w:val="1"/>
+      <w:numFmt w:val="bullet"/>
+      <w:lvlText w:val=""/>
+      <w:lvlJc w:val="left"/>
+      <w:pPr>
+        <w:tabs>
+          <w:tab w:val="num" w:pos="2880"/>
+        </w:tabs>
+        <w:ind w:left="2880" w:hanging="360"/>
+      </w:pPr>
+      <w:rPr>
+        <w:rFonts w:ascii="Wingdings" w:hAnsi="Wingdings" w:hint="default"/>
+        <w:sz w:val="20"/>
+      </w:rPr>
+    </w:lvl>
+    <w:lvl w:ilvl="4" w:tentative="1">
+      <w:start w:val="1"/>
+      <w:numFmt w:val="bullet"/>
+      <w:lvlText w:val=""/>
+      <w:lvlJc w:val="left"/>
+      <w:pPr>
+        <w:tabs>
+          <w:tab w:val="num" w:pos="3600"/>
+        </w:tabs>
+        <w:ind w:left="3600" w:hanging="360"/>
+      </w:pPr>
+      <w:rPr>
+        <w:rFonts w:ascii="Wingdings" w:hAnsi="Wingdings" w:hint="default"/>
+        <w:sz w:val="20"/>
+      </w:rPr>
+    </w:lvl>
+    <w:lvl w:ilvl="5" w:tentative="1">
+      <w:start w:val="1"/>
+      <w:numFmt w:val="bullet"/>
+      <w:lvlText w:val=""/>
+      <w:lvlJc w:val="left"/>
+      <w:pPr>
+        <w:tabs>
+          <w:tab w:val="num" w:pos="4320"/>
+        </w:tabs>
+        <w:ind w:left="4320" w:hanging="360"/>
+      </w:pPr>
+      <w:rPr>
+        <w:rFonts w:ascii="Wingdings" w:hAnsi="Wingdings" w:hint="default"/>
+        <w:sz w:val="20"/>
+      </w:rPr>
+    </w:lvl>
+    <w:lvl w:ilvl="6" w:tentative="1">
+      <w:start w:val="1"/>
+      <w:numFmt w:val="bullet"/>
+      <w:lvlText w:val=""/>
+      <w:lvlJc w:val="left"/>
+      <w:pPr>
+        <w:tabs>
+          <w:tab w:val="num" w:pos="5040"/>
+        </w:tabs>
+        <w:ind w:left="5040" w:hanging="360"/>
+      </w:pPr>
+      <w:rPr>
+        <w:rFonts w:ascii="Wingdings" w:hAnsi="Wingdings" w:hint="default"/>
+        <w:sz w:val="20"/>
+      </w:rPr>
+    </w:lvl>
+    <w:lvl w:ilvl="7" w:tentative="1">
+      <w:start w:val="1"/>
+      <w:numFmt w:val="bullet"/>
+      <w:lvlText w:val=""/>
+      <w:lvlJc w:val="left"/>
+      <w:pPr>
+        <w:tabs>
+          <w:tab w:val="num" w:pos="5760"/>
+        </w:tabs>
+        <w:ind w:left="5760" w:hanging="360"/>
+      </w:pPr>
+      <w:rPr>
+        <w:rFonts w:ascii="Wingdings" w:hAnsi="Wingdings" w:hint="default"/>
+        <w:sz w:val="20"/>
+      </w:rPr>
+    </w:lvl>
+    <w:lvl w:ilvl="8" w:tentative="1">
+      <w:start w:val="1"/>
+      <w:numFmt w:val="bullet"/>
+      <w:lvlText w:val=""/>
+      <w:lvlJc w:val="left"/>
+      <w:pPr>
+        <w:tabs>
+          <w:tab w:val="num" w:pos="6480"/>
+        </w:tabs>
+        <w:ind w:left="6480" w:hanging="360"/>
+      </w:pPr>
+      <w:rPr>
+        <w:rFonts w:ascii="Wingdings" w:hAnsi="Wingdings" w:hint="default"/>
+        <w:sz w:val="20"/>
+      </w:rPr>
+    </w:lvl>
+  </w:abstractNum>
+  <w:abstractNum w:abstractNumId="6" w15:restartNumberingAfterBreak="0">
+    <w:nsid w:val="24394B35"/>
+    <w:multiLevelType w:val="hybridMultilevel"/>
+    <w:tmpl w:val="5818E772"/>
+    <w:lvl w:ilvl="0" w:tplc="FFFFFFFF">
+      <w:start w:val="1"/>
+      <w:numFmt w:val="decimal"/>
+      <w:lvlText w:val="%1."/>
+      <w:lvlJc w:val="left"/>
+      <w:pPr>
+        <w:ind w:left="1710" w:hanging="360"/>
+      </w:pPr>
+    </w:lvl>
+    <w:lvl w:ilvl="1" w:tplc="FFFFFFFF" w:tentative="1">
+      <w:start w:val="1"/>
+      <w:numFmt w:val="lowerLetter"/>
+      <w:lvlText w:val="%2."/>
+      <w:lvlJc w:val="left"/>
+      <w:pPr>
+        <w:ind w:left="2430" w:hanging="360"/>
+      </w:pPr>
+    </w:lvl>
+    <w:lvl w:ilvl="2" w:tplc="FFFFFFFF" w:tentative="1">
+      <w:start w:val="1"/>
+      <w:numFmt w:val="lowerRoman"/>
+      <w:lvlText w:val="%3."/>
+      <w:lvlJc w:val="right"/>
+      <w:pPr>
+        <w:ind w:left="3150" w:hanging="180"/>
+      </w:pPr>
+    </w:lvl>
+    <w:lvl w:ilvl="3" w:tplc="FFFFFFFF" w:tentative="1">
+      <w:start w:val="1"/>
+      <w:numFmt w:val="decimal"/>
+      <w:lvlText w:val="%4."/>
+      <w:lvlJc w:val="left"/>
+      <w:pPr>
+        <w:ind w:left="3870" w:hanging="360"/>
+      </w:pPr>
+    </w:lvl>
+    <w:lvl w:ilvl="4" w:tplc="FFFFFFFF" w:tentative="1">
+      <w:start w:val="1"/>
+      <w:numFmt w:val="lowerLetter"/>
+      <w:lvlText w:val="%5."/>
+      <w:lvlJc w:val="left"/>
+      <w:pPr>
+        <w:ind w:left="4590" w:hanging="360"/>
+      </w:pPr>
+    </w:lvl>
+    <w:lvl w:ilvl="5" w:tplc="FFFFFFFF" w:tentative="1">
+      <w:start w:val="1"/>
+      <w:numFmt w:val="lowerRoman"/>
+      <w:lvlText w:val="%6."/>
+      <w:lvlJc w:val="right"/>
+      <w:pPr>
+        <w:ind w:left="5310" w:hanging="180"/>
+      </w:pPr>
+    </w:lvl>
+    <w:lvl w:ilvl="6" w:tplc="FFFFFFFF" w:tentative="1">
+      <w:start w:val="1"/>
+      <w:numFmt w:val="decimal"/>
+      <w:lvlText w:val="%7."/>
+      <w:lvlJc w:val="left"/>
+      <w:pPr>
+        <w:ind w:left="6030" w:hanging="360"/>
+      </w:pPr>
+    </w:lvl>
+    <w:lvl w:ilvl="7" w:tplc="FFFFFFFF" w:tentative="1">
+      <w:start w:val="1"/>
+      <w:numFmt w:val="lowerLetter"/>
+      <w:lvlText w:val="%8."/>
+      <w:lvlJc w:val="left"/>
+      <w:pPr>
+        <w:ind w:left="6750" w:hanging="360"/>
+      </w:pPr>
+    </w:lvl>
+    <w:lvl w:ilvl="8" w:tplc="FFFFFFFF" w:tentative="1">
+      <w:start w:val="1"/>
+      <w:numFmt w:val="lowerRoman"/>
+      <w:lvlText w:val="%9."/>
+      <w:lvlJc w:val="right"/>
+      <w:pPr>
+        <w:ind w:left="7470" w:hanging="180"/>
+      </w:pPr>
+    </w:lvl>
+  </w:abstractNum>
+  <w:abstractNum w:abstractNumId="7" w15:restartNumberingAfterBreak="0">
     <w:nsid w:val="36004994"/>
     <w:multiLevelType w:val="multilevel"/>
     <w:tmpl w:val="E4D07D2A"/>
@@ -4041,7 +4461,7 @@
       </w:pPr>
     </w:lvl>
   </w:abstractNum>
-  <w:abstractNum w:abstractNumId="4" w15:restartNumberingAfterBreak="0">
+  <w:abstractNum w:abstractNumId="8" w15:restartNumberingAfterBreak="0">
     <w:nsid w:val="3C9571B1"/>
     <w:multiLevelType w:val="multilevel"/>
     <w:tmpl w:val="BA0014C6"/>
@@ -4154,7 +4574,7 @@
       </w:pPr>
     </w:lvl>
   </w:abstractNum>
-  <w:abstractNum w:abstractNumId="5" w15:restartNumberingAfterBreak="0">
+  <w:abstractNum w:abstractNumId="9" w15:restartNumberingAfterBreak="0">
     <w:nsid w:val="402A5842"/>
     <w:multiLevelType w:val="hybridMultilevel"/>
     <w:tmpl w:val="5818E772"/>
@@ -4240,7 +4660,7 @@
       </w:pPr>
     </w:lvl>
   </w:abstractNum>
-  <w:abstractNum w:abstractNumId="6" w15:restartNumberingAfterBreak="0">
+  <w:abstractNum w:abstractNumId="10" w15:restartNumberingAfterBreak="0">
     <w:nsid w:val="481649F7"/>
     <w:multiLevelType w:val="multilevel"/>
     <w:tmpl w:val="1E48F2A8"/>
@@ -4357,7 +4777,156 @@
       </w:pPr>
     </w:lvl>
   </w:abstractNum>
-  <w:abstractNum w:abstractNumId="7" w15:restartNumberingAfterBreak="0">
+  <w:abstractNum w:abstractNumId="11" w15:restartNumberingAfterBreak="0">
+    <w:nsid w:val="56181E72"/>
+    <w:multiLevelType w:val="multilevel"/>
+    <w:tmpl w:val="6D8AE2F2"/>
+    <w:lvl w:ilvl="0">
+      <w:start w:val="1"/>
+      <w:numFmt w:val="bullet"/>
+      <w:lvlText w:val=""/>
+      <w:lvlJc w:val="left"/>
+      <w:pPr>
+        <w:tabs>
+          <w:tab w:val="num" w:pos="720"/>
+        </w:tabs>
+        <w:ind w:left="720" w:hanging="360"/>
+      </w:pPr>
+      <w:rPr>
+        <w:rFonts w:ascii="Symbol" w:hAnsi="Symbol" w:hint="default"/>
+        <w:sz w:val="20"/>
+      </w:rPr>
+    </w:lvl>
+    <w:lvl w:ilvl="1" w:tentative="1">
+      <w:start w:val="1"/>
+      <w:numFmt w:val="bullet"/>
+      <w:lvlText w:val="o"/>
+      <w:lvlJc w:val="left"/>
+      <w:pPr>
+        <w:tabs>
+          <w:tab w:val="num" w:pos="1440"/>
+        </w:tabs>
+        <w:ind w:left="1440" w:hanging="360"/>
+      </w:pPr>
+      <w:rPr>
+        <w:rFonts w:ascii="Courier New" w:hAnsi="Courier New" w:hint="default"/>
+        <w:sz w:val="20"/>
+      </w:rPr>
+    </w:lvl>
+    <w:lvl w:ilvl="2" w:tentative="1">
+      <w:start w:val="1"/>
+      <w:numFmt w:val="bullet"/>
+      <w:lvlText w:val=""/>
+      <w:lvlJc w:val="left"/>
+      <w:pPr>
+        <w:tabs>
+          <w:tab w:val="num" w:pos="2160"/>
+        </w:tabs>
+        <w:ind w:left="2160" w:hanging="360"/>
+      </w:pPr>
+      <w:rPr>
+        <w:rFonts w:ascii="Wingdings" w:hAnsi="Wingdings" w:hint="default"/>
+        <w:sz w:val="20"/>
+      </w:rPr>
+    </w:lvl>
+    <w:lvl w:ilvl="3" w:tentative="1">
+      <w:start w:val="1"/>
+      <w:numFmt w:val="bullet"/>
+      <w:lvlText w:val=""/>
+      <w:lvlJc w:val="left"/>
+      <w:pPr>
+        <w:tabs>
+          <w:tab w:val="num" w:pos="2880"/>
+        </w:tabs>
+        <w:ind w:left="2880" w:hanging="360"/>
+      </w:pPr>
+      <w:rPr>
+        <w:rFonts w:ascii="Wingdings" w:hAnsi="Wingdings" w:hint="default"/>
+        <w:sz w:val="20"/>
+      </w:rPr>
+    </w:lvl>
+    <w:lvl w:ilvl="4" w:tentative="1">
+      <w:start w:val="1"/>
+      <w:numFmt w:val="bullet"/>
+      <w:lvlText w:val=""/>
+      <w:lvlJc w:val="left"/>
+      <w:pPr>
+        <w:tabs>
+          <w:tab w:val="num" w:pos="3600"/>
+        </w:tabs>
+        <w:ind w:left="3600" w:hanging="360"/>
+      </w:pPr>
+      <w:rPr>
+        <w:rFonts w:ascii="Wingdings" w:hAnsi="Wingdings" w:hint="default"/>
+        <w:sz w:val="20"/>
+      </w:rPr>
+    </w:lvl>
+    <w:lvl w:ilvl="5" w:tentative="1">
+      <w:start w:val="1"/>
+      <w:numFmt w:val="bullet"/>
+      <w:lvlText w:val=""/>
+      <w:lvlJc w:val="left"/>
+      <w:pPr>
+        <w:tabs>
+          <w:tab w:val="num" w:pos="4320"/>
+        </w:tabs>
+        <w:ind w:left="4320" w:hanging="360"/>
+      </w:pPr>
+      <w:rPr>
+        <w:rFonts w:ascii="Wingdings" w:hAnsi="Wingdings" w:hint="default"/>
+        <w:sz w:val="20"/>
+      </w:rPr>
+    </w:lvl>
+    <w:lvl w:ilvl="6" w:tentative="1">
+      <w:start w:val="1"/>
+      <w:numFmt w:val="bullet"/>
+      <w:lvlText w:val=""/>
+      <w:lvlJc w:val="left"/>
+      <w:pPr>
+        <w:tabs>
+          <w:tab w:val="num" w:pos="5040"/>
+        </w:tabs>
+        <w:ind w:left="5040" w:hanging="360"/>
+      </w:pPr>
+      <w:rPr>
+        <w:rFonts w:ascii="Wingdings" w:hAnsi="Wingdings" w:hint="default"/>
+        <w:sz w:val="20"/>
+      </w:rPr>
+    </w:lvl>
+    <w:lvl w:ilvl="7" w:tentative="1">
+      <w:start w:val="1"/>
+      <w:numFmt w:val="bullet"/>
+      <w:lvlText w:val=""/>
+      <w:lvlJc w:val="left"/>
+      <w:pPr>
+        <w:tabs>
+          <w:tab w:val="num" w:pos="5760"/>
+        </w:tabs>
+        <w:ind w:left="5760" w:hanging="360"/>
+      </w:pPr>
+      <w:rPr>
+        <w:rFonts w:ascii="Wingdings" w:hAnsi="Wingdings" w:hint="default"/>
+        <w:sz w:val="20"/>
+      </w:rPr>
+    </w:lvl>
+    <w:lvl w:ilvl="8" w:tentative="1">
+      <w:start w:val="1"/>
+      <w:numFmt w:val="bullet"/>
+      <w:lvlText w:val=""/>
+      <w:lvlJc w:val="left"/>
+      <w:pPr>
+        <w:tabs>
+          <w:tab w:val="num" w:pos="6480"/>
+        </w:tabs>
+        <w:ind w:left="6480" w:hanging="360"/>
+      </w:pPr>
+      <w:rPr>
+        <w:rFonts w:ascii="Wingdings" w:hAnsi="Wingdings" w:hint="default"/>
+        <w:sz w:val="20"/>
+      </w:rPr>
+    </w:lvl>
+  </w:abstractNum>
+  <w:abstractNum w:abstractNumId="12" w15:restartNumberingAfterBreak="0">
     <w:nsid w:val="5C852372"/>
     <w:multiLevelType w:val="multilevel"/>
     <w:tmpl w:val="F8E63A6C"/>
@@ -4474,7 +5043,305 @@
       </w:pPr>
     </w:lvl>
   </w:abstractNum>
-  <w:abstractNum w:abstractNumId="8" w15:restartNumberingAfterBreak="0">
+  <w:abstractNum w:abstractNumId="13" w15:restartNumberingAfterBreak="0">
+    <w:nsid w:val="63D111D3"/>
+    <w:multiLevelType w:val="multilevel"/>
+    <w:tmpl w:val="1C704D8A"/>
+    <w:lvl w:ilvl="0">
+      <w:start w:val="1"/>
+      <w:numFmt w:val="bullet"/>
+      <w:lvlText w:val=""/>
+      <w:lvlJc w:val="left"/>
+      <w:pPr>
+        <w:tabs>
+          <w:tab w:val="num" w:pos="720"/>
+        </w:tabs>
+        <w:ind w:left="720" w:hanging="360"/>
+      </w:pPr>
+      <w:rPr>
+        <w:rFonts w:ascii="Symbol" w:hAnsi="Symbol" w:hint="default"/>
+        <w:sz w:val="20"/>
+      </w:rPr>
+    </w:lvl>
+    <w:lvl w:ilvl="1" w:tentative="1">
+      <w:start w:val="1"/>
+      <w:numFmt w:val="bullet"/>
+      <w:lvlText w:val="o"/>
+      <w:lvlJc w:val="left"/>
+      <w:pPr>
+        <w:tabs>
+          <w:tab w:val="num" w:pos="1440"/>
+        </w:tabs>
+        <w:ind w:left="1440" w:hanging="360"/>
+      </w:pPr>
+      <w:rPr>
+        <w:rFonts w:ascii="Courier New" w:hAnsi="Courier New" w:hint="default"/>
+        <w:sz w:val="20"/>
+      </w:rPr>
+    </w:lvl>
+    <w:lvl w:ilvl="2" w:tentative="1">
+      <w:start w:val="1"/>
+      <w:numFmt w:val="bullet"/>
+      <w:lvlText w:val=""/>
+      <w:lvlJc w:val="left"/>
+      <w:pPr>
+        <w:tabs>
+          <w:tab w:val="num" w:pos="2160"/>
+        </w:tabs>
+        <w:ind w:left="2160" w:hanging="360"/>
+      </w:pPr>
+      <w:rPr>
+        <w:rFonts w:ascii="Wingdings" w:hAnsi="Wingdings" w:hint="default"/>
+        <w:sz w:val="20"/>
+      </w:rPr>
+    </w:lvl>
+    <w:lvl w:ilvl="3" w:tentative="1">
+      <w:start w:val="1"/>
+      <w:numFmt w:val="bullet"/>
+      <w:lvlText w:val=""/>
+      <w:lvlJc w:val="left"/>
+      <w:pPr>
+        <w:tabs>
+          <w:tab w:val="num" w:pos="2880"/>
+        </w:tabs>
+        <w:ind w:left="2880" w:hanging="360"/>
+      </w:pPr>
+      <w:rPr>
+        <w:rFonts w:ascii="Wingdings" w:hAnsi="Wingdings" w:hint="default"/>
+        <w:sz w:val="20"/>
+      </w:rPr>
+    </w:lvl>
+    <w:lvl w:ilvl="4" w:tentative="1">
+      <w:start w:val="1"/>
+      <w:numFmt w:val="bullet"/>
+      <w:lvlText w:val=""/>
+      <w:lvlJc w:val="left"/>
+      <w:pPr>
+        <w:tabs>
+          <w:tab w:val="num" w:pos="3600"/>
+        </w:tabs>
+        <w:ind w:left="3600" w:hanging="360"/>
+      </w:pPr>
+      <w:rPr>
+        <w:rFonts w:ascii="Wingdings" w:hAnsi="Wingdings" w:hint="default"/>
+        <w:sz w:val="20"/>
+      </w:rPr>
+    </w:lvl>
+    <w:lvl w:ilvl="5" w:tentative="1">
+      <w:start w:val="1"/>
+      <w:numFmt w:val="bullet"/>
+      <w:lvlText w:val=""/>
+      <w:lvlJc w:val="left"/>
+      <w:pPr>
+        <w:tabs>
+          <w:tab w:val="num" w:pos="4320"/>
+        </w:tabs>
+        <w:ind w:left="4320" w:hanging="360"/>
+      </w:pPr>
+      <w:rPr>
+        <w:rFonts w:ascii="Wingdings" w:hAnsi="Wingdings" w:hint="default"/>
+        <w:sz w:val="20"/>
+      </w:rPr>
+    </w:lvl>
+    <w:lvl w:ilvl="6" w:tentative="1">
+      <w:start w:val="1"/>
+      <w:numFmt w:val="bullet"/>
+      <w:lvlText w:val=""/>
+      <w:lvlJc w:val="left"/>
+      <w:pPr>
+        <w:tabs>
+          <w:tab w:val="num" w:pos="5040"/>
+        </w:tabs>
+        <w:ind w:left="5040" w:hanging="360"/>
+      </w:pPr>
+      <w:rPr>
+        <w:rFonts w:ascii="Wingdings" w:hAnsi="Wingdings" w:hint="default"/>
+        <w:sz w:val="20"/>
+      </w:rPr>
+    </w:lvl>
+    <w:lvl w:ilvl="7" w:tentative="1">
+      <w:start w:val="1"/>
+      <w:numFmt w:val="bullet"/>
+      <w:lvlText w:val=""/>
+      <w:lvlJc w:val="left"/>
+      <w:pPr>
+        <w:tabs>
+          <w:tab w:val="num" w:pos="5760"/>
+        </w:tabs>
+        <w:ind w:left="5760" w:hanging="360"/>
+      </w:pPr>
+      <w:rPr>
+        <w:rFonts w:ascii="Wingdings" w:hAnsi="Wingdings" w:hint="default"/>
+        <w:sz w:val="20"/>
+      </w:rPr>
+    </w:lvl>
+    <w:lvl w:ilvl="8" w:tentative="1">
+      <w:start w:val="1"/>
+      <w:numFmt w:val="bullet"/>
+      <w:lvlText w:val=""/>
+      <w:lvlJc w:val="left"/>
+      <w:pPr>
+        <w:tabs>
+          <w:tab w:val="num" w:pos="6480"/>
+        </w:tabs>
+        <w:ind w:left="6480" w:hanging="360"/>
+      </w:pPr>
+      <w:rPr>
+        <w:rFonts w:ascii="Wingdings" w:hAnsi="Wingdings" w:hint="default"/>
+        <w:sz w:val="20"/>
+      </w:rPr>
+    </w:lvl>
+  </w:abstractNum>
+  <w:abstractNum w:abstractNumId="14" w15:restartNumberingAfterBreak="0">
+    <w:nsid w:val="758C59D3"/>
+    <w:multiLevelType w:val="multilevel"/>
+    <w:tmpl w:val="8FB23EAE"/>
+    <w:lvl w:ilvl="0">
+      <w:start w:val="1"/>
+      <w:numFmt w:val="bullet"/>
+      <w:lvlText w:val=""/>
+      <w:lvlJc w:val="left"/>
+      <w:pPr>
+        <w:tabs>
+          <w:tab w:val="num" w:pos="720"/>
+        </w:tabs>
+        <w:ind w:left="720" w:hanging="360"/>
+      </w:pPr>
+      <w:rPr>
+        <w:rFonts w:ascii="Symbol" w:hAnsi="Symbol" w:hint="default"/>
+        <w:sz w:val="20"/>
+      </w:rPr>
+    </w:lvl>
+    <w:lvl w:ilvl="1" w:tentative="1">
+      <w:start w:val="1"/>
+      <w:numFmt w:val="bullet"/>
+      <w:lvlText w:val="o"/>
+      <w:lvlJc w:val="left"/>
+      <w:pPr>
+        <w:tabs>
+          <w:tab w:val="num" w:pos="1440"/>
+        </w:tabs>
+        <w:ind w:left="1440" w:hanging="360"/>
+      </w:pPr>
+      <w:rPr>
+        <w:rFonts w:ascii="Courier New" w:hAnsi="Courier New" w:hint="default"/>
+        <w:sz w:val="20"/>
+      </w:rPr>
+    </w:lvl>
+    <w:lvl w:ilvl="2" w:tentative="1">
+      <w:start w:val="1"/>
+      <w:numFmt w:val="bullet"/>
+      <w:lvlText w:val=""/>
+      <w:lvlJc w:val="left"/>
+      <w:pPr>
+        <w:tabs>
+          <w:tab w:val="num" w:pos="2160"/>
+        </w:tabs>
+        <w:ind w:left="2160" w:hanging="360"/>
+      </w:pPr>
+      <w:rPr>
+        <w:rFonts w:ascii="Wingdings" w:hAnsi="Wingdings" w:hint="default"/>
+        <w:sz w:val="20"/>
+      </w:rPr>
+    </w:lvl>
+    <w:lvl w:ilvl="3" w:tentative="1">
+      <w:start w:val="1"/>
+      <w:numFmt w:val="bullet"/>
+      <w:lvlText w:val=""/>
+      <w:lvlJc w:val="left"/>
+      <w:pPr>
+        <w:tabs>
+          <w:tab w:val="num" w:pos="2880"/>
+        </w:tabs>
+        <w:ind w:left="2880" w:hanging="360"/>
+      </w:pPr>
+      <w:rPr>
+        <w:rFonts w:ascii="Wingdings" w:hAnsi="Wingdings" w:hint="default"/>
+        <w:sz w:val="20"/>
+      </w:rPr>
+    </w:lvl>
+    <w:lvl w:ilvl="4" w:tentative="1">
+      <w:start w:val="1"/>
+      <w:numFmt w:val="bullet"/>
+      <w:lvlText w:val=""/>
+      <w:lvlJc w:val="left"/>
+      <w:pPr>
+        <w:tabs>
+          <w:tab w:val="num" w:pos="3600"/>
+        </w:tabs>
+        <w:ind w:left="3600" w:hanging="360"/>
+      </w:pPr>
+      <w:rPr>
+        <w:rFonts w:ascii="Wingdings" w:hAnsi="Wingdings" w:hint="default"/>
+        <w:sz w:val="20"/>
+      </w:rPr>
+    </w:lvl>
+    <w:lvl w:ilvl="5" w:tentative="1">
+      <w:start w:val="1"/>
+      <w:numFmt w:val="bullet"/>
+      <w:lvlText w:val=""/>
+      <w:lvlJc w:val="left"/>
+      <w:pPr>
+        <w:tabs>
+          <w:tab w:val="num" w:pos="4320"/>
+        </w:tabs>
+        <w:ind w:left="4320" w:hanging="360"/>
+      </w:pPr>
+      <w:rPr>
+        <w:rFonts w:ascii="Wingdings" w:hAnsi="Wingdings" w:hint="default"/>
+        <w:sz w:val="20"/>
+      </w:rPr>
+    </w:lvl>
+    <w:lvl w:ilvl="6" w:tentative="1">
+      <w:start w:val="1"/>
+      <w:numFmt w:val="bullet"/>
+      <w:lvlText w:val=""/>
+      <w:lvlJc w:val="left"/>
+      <w:pPr>
+        <w:tabs>
+          <w:tab w:val="num" w:pos="5040"/>
+        </w:tabs>
+        <w:ind w:left="5040" w:hanging="360"/>
+      </w:pPr>
+      <w:rPr>
+        <w:rFonts w:ascii="Wingdings" w:hAnsi="Wingdings" w:hint="default"/>
+        <w:sz w:val="20"/>
+      </w:rPr>
+    </w:lvl>
+    <w:lvl w:ilvl="7" w:tentative="1">
+      <w:start w:val="1"/>
+      <w:numFmt w:val="bullet"/>
+      <w:lvlText w:val=""/>
+      <w:lvlJc w:val="left"/>
+      <w:pPr>
+        <w:tabs>
+          <w:tab w:val="num" w:pos="5760"/>
+        </w:tabs>
+        <w:ind w:left="5760" w:hanging="360"/>
+      </w:pPr>
+      <w:rPr>
+        <w:rFonts w:ascii="Wingdings" w:hAnsi="Wingdings" w:hint="default"/>
+        <w:sz w:val="20"/>
+      </w:rPr>
+    </w:lvl>
+    <w:lvl w:ilvl="8" w:tentative="1">
+      <w:start w:val="1"/>
+      <w:numFmt w:val="bullet"/>
+      <w:lvlText w:val=""/>
+      <w:lvlJc w:val="left"/>
+      <w:pPr>
+        <w:tabs>
+          <w:tab w:val="num" w:pos="6480"/>
+        </w:tabs>
+        <w:ind w:left="6480" w:hanging="360"/>
+      </w:pPr>
+      <w:rPr>
+        <w:rFonts w:ascii="Wingdings" w:hAnsi="Wingdings" w:hint="default"/>
+        <w:sz w:val="20"/>
+      </w:rPr>
+    </w:lvl>
+  </w:abstractNum>
+  <w:abstractNum w:abstractNumId="15" w15:restartNumberingAfterBreak="0">
     <w:nsid w:val="769F0D23"/>
     <w:multiLevelType w:val="hybridMultilevel"/>
     <w:tmpl w:val="9FB43B38"/>
@@ -4588,7 +5455,7 @@
     </w:lvl>
   </w:abstractNum>
   <w:num w:numId="1" w16cid:durableId="593823310">
-    <w:abstractNumId w:val="4"/>
+    <w:abstractNumId w:val="8"/>
   </w:num>
   <w:num w:numId="2" w16cid:durableId="2021928600">
     <w:abstractNumId w:val="0"/>
@@ -4597,21 +5464,42 @@
     <w:abstractNumId w:val="1"/>
   </w:num>
   <w:num w:numId="4" w16cid:durableId="414402529">
-    <w:abstractNumId w:val="8"/>
+    <w:abstractNumId w:val="15"/>
   </w:num>
   <w:num w:numId="5" w16cid:durableId="2119565434">
     <w:abstractNumId w:val="2"/>
   </w:num>
   <w:num w:numId="6" w16cid:durableId="1874880895">
+    <w:abstractNumId w:val="7"/>
+  </w:num>
+  <w:num w:numId="7" w16cid:durableId="570313684">
+    <w:abstractNumId w:val="9"/>
+  </w:num>
+  <w:num w:numId="8" w16cid:durableId="310408092">
+    <w:abstractNumId w:val="12"/>
+  </w:num>
+  <w:num w:numId="9" w16cid:durableId="1093822003">
+    <w:abstractNumId w:val="10"/>
+  </w:num>
+  <w:num w:numId="10" w16cid:durableId="280501627">
+    <w:abstractNumId w:val="11"/>
+  </w:num>
+  <w:num w:numId="11" w16cid:durableId="1496915096">
     <w:abstractNumId w:val="3"/>
   </w:num>
-  <w:num w:numId="7" w16cid:durableId="570313684">
+  <w:num w:numId="12" w16cid:durableId="1745839534">
+    <w:abstractNumId w:val="4"/>
+  </w:num>
+  <w:num w:numId="13" w16cid:durableId="342779842">
+    <w:abstractNumId w:val="14"/>
+  </w:num>
+  <w:num w:numId="14" w16cid:durableId="1362853049">
     <w:abstractNumId w:val="5"/>
   </w:num>
-  <w:num w:numId="8" w16cid:durableId="310408092">
-    <w:abstractNumId w:val="7"/>
+  <w:num w:numId="15" w16cid:durableId="2121290232">
+    <w:abstractNumId w:val="13"/>
   </w:num>
-  <w:num w:numId="9" w16cid:durableId="1093822003">
+  <w:num w:numId="16" w16cid:durableId="1836535426">
     <w:abstractNumId w:val="6"/>
   </w:num>
 </w:numbering>
@@ -5221,7 +6109,6 @@
   <w:style w:type="character" w:default="1" w:styleId="a0">
     <w:name w:val="Default Paragraph Font"/>
     <w:uiPriority w:val="1"/>
-    <w:semiHidden/>
     <w:unhideWhenUsed/>
   </w:style>
   <w:style w:type="table" w:default="1" w:styleId="a1">
